--- a/report/Economic_Dashboard.docx
+++ b/report/Economic_Dashboard.docx
@@ -363,15 +363,7 @@
                 <w:sz w:val="22"/>
                 <w:szCs w:val="22"/>
               </w:rPr>
-              <w:t>Pronoti</w:t>
-            </w:r>
-            <w:r>
-              <w:rPr>
-                <w:rFonts w:ascii="Arial" w:hAnsi="Arial" w:cs="Arial"/>
-                <w:sz w:val="22"/>
-                <w:szCs w:val="22"/>
-              </w:rPr>
-              <w:t xml:space="preserve"> Saha</w:t>
+              <w:t>Pronoti Saha</w:t>
             </w:r>
           </w:p>
           <w:p>
@@ -446,15 +438,7 @@
                 <w:sz w:val="22"/>
                 <w:szCs w:val="22"/>
               </w:rPr>
-              <w:t>A003</w:t>
-            </w:r>
-            <w:r>
-              <w:rPr>
-                <w:rFonts w:ascii="Arial" w:hAnsi="Arial" w:cs="Arial"/>
-                <w:sz w:val="22"/>
-                <w:szCs w:val="22"/>
-              </w:rPr>
-              <w:t>25358</w:t>
+              <w:t>A00325358</w:t>
             </w:r>
           </w:p>
         </w:tc>
@@ -1113,7 +1097,15 @@
     <w:sdt>
       <w:sdtPr>
         <w:rPr>
-          <w:lang w:val="en-GB"/>
+          <w:rFonts w:asciiTheme="minorHAnsi" w:eastAsiaTheme="minorHAnsi" w:hAnsiTheme="minorHAnsi" w:cs="Mangal"/>
+          <w:b w:val="0"/>
+          <w:bCs w:val="0"/>
+          <w:color w:val="auto"/>
+          <w:kern w:val="2"/>
+          <w:sz w:val="24"/>
+          <w:szCs w:val="21"/>
+          <w:lang w:val="en-GB" w:bidi="hi-IN"/>
+          <w14:ligatures w14:val="standardContextual"/>
         </w:rPr>
         <w:id w:val="1081406324"/>
         <w:docPartObj>
@@ -1121,17 +1113,6 @@
           <w:docPartUnique/>
         </w:docPartObj>
       </w:sdtPr>
-      <w:sdtEndPr>
-        <w:rPr>
-          <w:rFonts w:asciiTheme="minorHAnsi" w:eastAsiaTheme="minorHAnsi" w:hAnsiTheme="minorHAnsi" w:cs="Mangal"/>
-          <w:color w:val="auto"/>
-          <w:kern w:val="2"/>
-          <w:sz w:val="24"/>
-          <w:szCs w:val="21"/>
-          <w:lang w:bidi="hi-IN"/>
-          <w14:ligatures w14:val="standardContextual"/>
-        </w:rPr>
-      </w:sdtEndPr>
       <w:sdtContent>
         <w:p>
           <w:pPr>
@@ -1151,14 +1132,14 @@
               <w:tab w:val="right" w:leader="dot" w:pos="9016"/>
             </w:tabs>
             <w:rPr>
-              <w:rFonts w:eastAsiaTheme="minorEastAsia" w:cstheme="minorBidi"/>
+              <w:rFonts w:eastAsiaTheme="minorEastAsia"/>
               <w:b w:val="0"/>
               <w:bCs w:val="0"/>
               <w:i w:val="0"/>
               <w:iCs w:val="0"/>
               <w:noProof/>
-              <w:szCs w:val="24"/>
-              <w:lang w:eastAsia="en-GB" w:bidi="ar-SA"/>
+              <w:szCs w:val="21"/>
+              <w:lang w:eastAsia="en-GB"/>
             </w:rPr>
           </w:pPr>
           <w:r>
@@ -1170,7 +1151,7 @@
           <w:r>
             <w:fldChar w:fldCharType="separate"/>
           </w:r>
-          <w:hyperlink w:anchor="_Toc226496061" w:history="1">
+          <w:hyperlink w:anchor="_Toc226852551" w:history="1">
             <w:r>
               <w:rPr>
                 <w:rStyle w:val="Hyperlink"/>
@@ -1197,7 +1178,83 @@
                 <w:noProof/>
                 <w:webHidden/>
               </w:rPr>
-              <w:instrText xml:space="preserve"> PAGEREF _Toc226496061 \h </w:instrText>
+              <w:instrText xml:space="preserve"> PAGEREF _Toc226852551 \h </w:instrText>
+            </w:r>
+            <w:r>
+              <w:rPr>
+                <w:noProof/>
+                <w:webHidden/>
+              </w:rPr>
+            </w:r>
+            <w:r>
+              <w:rPr>
+                <w:noProof/>
+                <w:webHidden/>
+              </w:rPr>
+              <w:fldChar w:fldCharType="separate"/>
+            </w:r>
+            <w:r>
+              <w:rPr>
+                <w:noProof/>
+                <w:webHidden/>
+              </w:rPr>
+              <w:t>4</w:t>
+            </w:r>
+            <w:r>
+              <w:rPr>
+                <w:noProof/>
+                <w:webHidden/>
+              </w:rPr>
+              <w:fldChar w:fldCharType="end"/>
+            </w:r>
+          </w:hyperlink>
+        </w:p>
+        <w:p>
+          <w:pPr>
+            <w:pStyle w:val="TOC1"/>
+            <w:tabs>
+              <w:tab w:val="right" w:leader="dot" w:pos="9016"/>
+            </w:tabs>
+            <w:rPr>
+              <w:rFonts w:eastAsiaTheme="minorEastAsia"/>
+              <w:b w:val="0"/>
+              <w:bCs w:val="0"/>
+              <w:i w:val="0"/>
+              <w:iCs w:val="0"/>
+              <w:noProof/>
+              <w:szCs w:val="21"/>
+              <w:lang w:eastAsia="en-GB"/>
+            </w:rPr>
+          </w:pPr>
+          <w:hyperlink w:anchor="_Toc226852552" w:history="1">
+            <w:r>
+              <w:rPr>
+                <w:rStyle w:val="Hyperlink"/>
+                <w:noProof/>
+                <w:lang w:eastAsia="en-GB"/>
+              </w:rPr>
+              <w:t>List of Tables</w:t>
+            </w:r>
+            <w:r>
+              <w:rPr>
+                <w:noProof/>
+                <w:webHidden/>
+              </w:rPr>
+              <w:tab/>
+            </w:r>
+            <w:r>
+              <w:rPr>
+                <w:noProof/>
+                <w:webHidden/>
+              </w:rPr>
+              <w:fldChar w:fldCharType="begin"/>
+            </w:r>
+            <w:r>
+              <w:rPr>
+                <w:noProof/>
+                <w:webHidden/>
+              </w:rPr>
+              <w:instrText xml:space="preserve"> PAGEREF _Toc226852552 \h </w:instrText>
             </w:r>
             <w:r>
               <w:rPr>
@@ -1236,17 +1293,17 @@
               <w:tab w:val="right" w:leader="dot" w:pos="9016"/>
             </w:tabs>
             <w:rPr>
-              <w:rFonts w:eastAsiaTheme="minorEastAsia" w:cstheme="minorBidi"/>
+              <w:rFonts w:eastAsiaTheme="minorEastAsia"/>
               <w:b w:val="0"/>
               <w:bCs w:val="0"/>
               <w:i w:val="0"/>
               <w:iCs w:val="0"/>
               <w:noProof/>
-              <w:szCs w:val="24"/>
-              <w:lang w:eastAsia="en-GB" w:bidi="ar-SA"/>
+              <w:szCs w:val="21"/>
+              <w:lang w:eastAsia="en-GB"/>
             </w:rPr>
           </w:pPr>
-          <w:hyperlink w:anchor="_Toc226496062" w:history="1">
+          <w:hyperlink w:anchor="_Toc226852553" w:history="1">
             <w:r>
               <w:rPr>
                 <w:rStyle w:val="Hyperlink"/>
@@ -1258,14 +1315,14 @@
             </w:r>
             <w:r>
               <w:rPr>
-                <w:rFonts w:eastAsiaTheme="minorEastAsia" w:cstheme="minorBidi"/>
+                <w:rFonts w:eastAsiaTheme="minorEastAsia"/>
                 <w:b w:val="0"/>
                 <w:bCs w:val="0"/>
                 <w:i w:val="0"/>
                 <w:iCs w:val="0"/>
                 <w:noProof/>
-                <w:szCs w:val="24"/>
-                <w:lang w:eastAsia="en-GB" w:bidi="ar-SA"/>
+                <w:szCs w:val="21"/>
+                <w:lang w:eastAsia="en-GB"/>
               </w:rPr>
               <w:tab/>
             </w:r>
@@ -1297,7 +1354,7 @@
                 <w:noProof/>
                 <w:webHidden/>
               </w:rPr>
-              <w:instrText xml:space="preserve"> PAGEREF _Toc226496062 \h </w:instrText>
+              <w:instrText xml:space="preserve"> PAGEREF _Toc226852553 \h </w:instrText>
             </w:r>
             <w:r>
               <w:rPr>
@@ -1336,16 +1393,16 @@
               <w:tab w:val="right" w:leader="dot" w:pos="9016"/>
             </w:tabs>
             <w:rPr>
-              <w:rFonts w:eastAsiaTheme="minorEastAsia" w:cstheme="minorBidi"/>
+              <w:rFonts w:eastAsiaTheme="minorEastAsia"/>
               <w:b w:val="0"/>
               <w:bCs w:val="0"/>
               <w:noProof/>
               <w:sz w:val="24"/>
-              <w:szCs w:val="24"/>
-              <w:lang w:eastAsia="en-GB" w:bidi="ar-SA"/>
+              <w:szCs w:val="21"/>
+              <w:lang w:eastAsia="en-GB"/>
             </w:rPr>
           </w:pPr>
-          <w:hyperlink w:anchor="_Toc226496063" w:history="1">
+          <w:hyperlink w:anchor="_Toc226852554" w:history="1">
             <w:r>
               <w:rPr>
                 <w:rStyle w:val="Hyperlink"/>
@@ -1357,13 +1414,13 @@
             </w:r>
             <w:r>
               <w:rPr>
-                <w:rFonts w:eastAsiaTheme="minorEastAsia" w:cstheme="minorBidi"/>
+                <w:rFonts w:eastAsiaTheme="minorEastAsia"/>
                 <w:b w:val="0"/>
                 <w:bCs w:val="0"/>
                 <w:noProof/>
                 <w:sz w:val="24"/>
-                <w:szCs w:val="24"/>
-                <w:lang w:eastAsia="en-GB" w:bidi="ar-SA"/>
+                <w:szCs w:val="21"/>
+                <w:lang w:eastAsia="en-GB"/>
               </w:rPr>
               <w:tab/>
             </w:r>
@@ -1395,7 +1452,7 @@
                 <w:noProof/>
                 <w:webHidden/>
               </w:rPr>
-              <w:instrText xml:space="preserve"> PAGEREF _Toc226496063 \h </w:instrText>
+              <w:instrText xml:space="preserve"> PAGEREF _Toc226852554 \h </w:instrText>
             </w:r>
             <w:r>
               <w:rPr>
@@ -1434,17 +1491,17 @@
               <w:tab w:val="right" w:leader="dot" w:pos="9016"/>
             </w:tabs>
             <w:rPr>
-              <w:rFonts w:eastAsiaTheme="minorEastAsia" w:cstheme="minorBidi"/>
+              <w:rFonts w:eastAsiaTheme="minorEastAsia"/>
               <w:b w:val="0"/>
               <w:bCs w:val="0"/>
               <w:i w:val="0"/>
               <w:iCs w:val="0"/>
               <w:noProof/>
-              <w:szCs w:val="24"/>
-              <w:lang w:eastAsia="en-GB" w:bidi="ar-SA"/>
+              <w:szCs w:val="21"/>
+              <w:lang w:eastAsia="en-GB"/>
             </w:rPr>
           </w:pPr>
-          <w:hyperlink w:anchor="_Toc226496064" w:history="1">
+          <w:hyperlink w:anchor="_Toc226852555" w:history="1">
             <w:r>
               <w:rPr>
                 <w:rStyle w:val="Hyperlink"/>
@@ -1456,14 +1513,14 @@
             </w:r>
             <w:r>
               <w:rPr>
-                <w:rFonts w:eastAsiaTheme="minorEastAsia" w:cstheme="minorBidi"/>
+                <w:rFonts w:eastAsiaTheme="minorEastAsia"/>
                 <w:b w:val="0"/>
                 <w:bCs w:val="0"/>
                 <w:i w:val="0"/>
                 <w:iCs w:val="0"/>
                 <w:noProof/>
-                <w:szCs w:val="24"/>
-                <w:lang w:eastAsia="en-GB" w:bidi="ar-SA"/>
+                <w:szCs w:val="21"/>
+                <w:lang w:eastAsia="en-GB"/>
               </w:rPr>
               <w:tab/>
             </w:r>
@@ -1495,7 +1552,7 @@
                 <w:noProof/>
                 <w:webHidden/>
               </w:rPr>
-              <w:instrText xml:space="preserve"> PAGEREF _Toc226496064 \h </w:instrText>
+              <w:instrText xml:space="preserve"> PAGEREF _Toc226852555 \h </w:instrText>
             </w:r>
             <w:r>
               <w:rPr>
@@ -1534,16 +1591,16 @@
               <w:tab w:val="right" w:leader="dot" w:pos="9016"/>
             </w:tabs>
             <w:rPr>
-              <w:rFonts w:eastAsiaTheme="minorEastAsia" w:cstheme="minorBidi"/>
+              <w:rFonts w:eastAsiaTheme="minorEastAsia"/>
               <w:b w:val="0"/>
               <w:bCs w:val="0"/>
               <w:noProof/>
               <w:sz w:val="24"/>
-              <w:szCs w:val="24"/>
-              <w:lang w:eastAsia="en-GB" w:bidi="ar-SA"/>
+              <w:szCs w:val="21"/>
+              <w:lang w:eastAsia="en-GB"/>
             </w:rPr>
           </w:pPr>
-          <w:hyperlink w:anchor="_Toc226496065" w:history="1">
+          <w:hyperlink w:anchor="_Toc226852556" w:history="1">
             <w:r>
               <w:rPr>
                 <w:rStyle w:val="Hyperlink"/>
@@ -1555,13 +1612,13 @@
             </w:r>
             <w:r>
               <w:rPr>
-                <w:rFonts w:eastAsiaTheme="minorEastAsia" w:cstheme="minorBidi"/>
+                <w:rFonts w:eastAsiaTheme="minorEastAsia"/>
                 <w:b w:val="0"/>
                 <w:bCs w:val="0"/>
                 <w:noProof/>
                 <w:sz w:val="24"/>
-                <w:szCs w:val="24"/>
-                <w:lang w:eastAsia="en-GB" w:bidi="ar-SA"/>
+                <w:szCs w:val="21"/>
+                <w:lang w:eastAsia="en-GB"/>
               </w:rPr>
               <w:tab/>
             </w:r>
@@ -1572,7 +1629,7 @@
                 <w:noProof/>
                 <w:lang w:eastAsia="en-GB"/>
               </w:rPr>
-              <w:t>Data Sources</w:t>
+              <w:t>Data Sources and Data Filtering</w:t>
             </w:r>
             <w:r>
               <w:rPr>
@@ -1593,7 +1650,7 @@
                 <w:noProof/>
                 <w:webHidden/>
               </w:rPr>
-              <w:instrText xml:space="preserve"> PAGEREF _Toc226496065 \h </w:instrText>
+              <w:instrText xml:space="preserve"> PAGEREF _Toc226852556 \h </w:instrText>
             </w:r>
             <w:r>
               <w:rPr>
@@ -1632,18 +1689,20 @@
               <w:tab w:val="right" w:leader="dot" w:pos="9016"/>
             </w:tabs>
             <w:rPr>
-              <w:rFonts w:eastAsiaTheme="minorEastAsia" w:cstheme="minorBidi"/>
+              <w:rFonts w:eastAsiaTheme="minorEastAsia"/>
               <w:noProof/>
               <w:sz w:val="24"/>
-              <w:szCs w:val="24"/>
-              <w:lang w:eastAsia="en-GB" w:bidi="ar-SA"/>
+              <w:szCs w:val="21"/>
+              <w:lang w:eastAsia="en-GB"/>
             </w:rPr>
           </w:pPr>
-          <w:hyperlink w:anchor="_Toc226496066" w:history="1">
+          <w:hyperlink w:anchor="_Toc226852557" w:history="1">
             <w:r>
               <w:rPr>
                 <w:rStyle w:val="Hyperlink"/>
                 <w:rFonts w:ascii="Calibri" w:hAnsi="Calibri" w:cs="Calibri"/>
+                <w:b/>
+                <w:bCs/>
                 <w:noProof/>
                 <w:lang w:eastAsia="en-GB"/>
               </w:rPr>
@@ -1651,11 +1710,11 @@
             </w:r>
             <w:r>
               <w:rPr>
-                <w:rFonts w:eastAsiaTheme="minorEastAsia" w:cstheme="minorBidi"/>
+                <w:rFonts w:eastAsiaTheme="minorEastAsia"/>
                 <w:noProof/>
                 <w:sz w:val="24"/>
-                <w:szCs w:val="24"/>
-                <w:lang w:eastAsia="en-GB" w:bidi="ar-SA"/>
+                <w:szCs w:val="21"/>
+                <w:lang w:eastAsia="en-GB"/>
               </w:rPr>
               <w:tab/>
             </w:r>
@@ -1663,6 +1722,8 @@
               <w:rPr>
                 <w:rStyle w:val="Hyperlink"/>
                 <w:rFonts w:ascii="Calibri" w:hAnsi="Calibri" w:cs="Calibri"/>
+                <w:b/>
+                <w:bCs/>
                 <w:noProof/>
                 <w:lang w:eastAsia="en-GB"/>
               </w:rPr>
@@ -1687,7 +1748,7 @@
                 <w:noProof/>
                 <w:webHidden/>
               </w:rPr>
-              <w:instrText xml:space="preserve"> PAGEREF _Toc226496066 \h </w:instrText>
+              <w:instrText xml:space="preserve"> PAGEREF _Toc226852557 \h </w:instrText>
             </w:r>
             <w:r>
               <w:rPr>
@@ -1707,7 +1768,7 @@
                 <w:noProof/>
                 <w:webHidden/>
               </w:rPr>
-              <w:t>5</w:t>
+              <w:t>6</w:t>
             </w:r>
             <w:r>
               <w:rPr>
@@ -1726,18 +1787,20 @@
               <w:tab w:val="right" w:leader="dot" w:pos="9016"/>
             </w:tabs>
             <w:rPr>
-              <w:rFonts w:eastAsiaTheme="minorEastAsia" w:cstheme="minorBidi"/>
+              <w:rFonts w:eastAsiaTheme="minorEastAsia"/>
               <w:noProof/>
               <w:sz w:val="24"/>
-              <w:szCs w:val="24"/>
-              <w:lang w:eastAsia="en-GB" w:bidi="ar-SA"/>
+              <w:szCs w:val="21"/>
+              <w:lang w:eastAsia="en-GB"/>
             </w:rPr>
           </w:pPr>
-          <w:hyperlink w:anchor="_Toc226496067" w:history="1">
+          <w:hyperlink w:anchor="_Toc226852558" w:history="1">
             <w:r>
               <w:rPr>
                 <w:rStyle w:val="Hyperlink"/>
                 <w:rFonts w:ascii="Calibri" w:hAnsi="Calibri" w:cs="Calibri"/>
+                <w:b/>
+                <w:bCs/>
                 <w:noProof/>
                 <w:lang w:eastAsia="en-GB"/>
               </w:rPr>
@@ -1745,11 +1808,11 @@
             </w:r>
             <w:r>
               <w:rPr>
-                <w:rFonts w:eastAsiaTheme="minorEastAsia" w:cstheme="minorBidi"/>
+                <w:rFonts w:eastAsiaTheme="minorEastAsia"/>
                 <w:noProof/>
                 <w:sz w:val="24"/>
-                <w:szCs w:val="24"/>
-                <w:lang w:eastAsia="en-GB" w:bidi="ar-SA"/>
+                <w:szCs w:val="21"/>
+                <w:lang w:eastAsia="en-GB"/>
               </w:rPr>
               <w:tab/>
             </w:r>
@@ -1757,6 +1820,8 @@
               <w:rPr>
                 <w:rStyle w:val="Hyperlink"/>
                 <w:rFonts w:ascii="Calibri" w:hAnsi="Calibri" w:cs="Calibri"/>
+                <w:b/>
+                <w:bCs/>
                 <w:noProof/>
                 <w:lang w:eastAsia="en-GB"/>
               </w:rPr>
@@ -1781,7 +1846,7 @@
                 <w:noProof/>
                 <w:webHidden/>
               </w:rPr>
-              <w:instrText xml:space="preserve"> PAGEREF _Toc226496067 \h </w:instrText>
+              <w:instrText xml:space="preserve"> PAGEREF _Toc226852558 \h </w:instrText>
             </w:r>
             <w:r>
               <w:rPr>
@@ -1820,18 +1885,20 @@
               <w:tab w:val="right" w:leader="dot" w:pos="9016"/>
             </w:tabs>
             <w:rPr>
-              <w:rFonts w:eastAsiaTheme="minorEastAsia" w:cstheme="minorBidi"/>
+              <w:rFonts w:eastAsiaTheme="minorEastAsia"/>
               <w:noProof/>
               <w:sz w:val="24"/>
-              <w:szCs w:val="24"/>
-              <w:lang w:eastAsia="en-GB" w:bidi="ar-SA"/>
+              <w:szCs w:val="21"/>
+              <w:lang w:eastAsia="en-GB"/>
             </w:rPr>
           </w:pPr>
-          <w:hyperlink w:anchor="_Toc226496068" w:history="1">
+          <w:hyperlink w:anchor="_Toc226852559" w:history="1">
             <w:r>
               <w:rPr>
                 <w:rStyle w:val="Hyperlink"/>
                 <w:rFonts w:ascii="Calibri" w:hAnsi="Calibri" w:cs="Calibri"/>
+                <w:b/>
+                <w:bCs/>
                 <w:noProof/>
                 <w:lang w:eastAsia="en-GB"/>
               </w:rPr>
@@ -1839,11 +1906,11 @@
             </w:r>
             <w:r>
               <w:rPr>
-                <w:rFonts w:eastAsiaTheme="minorEastAsia" w:cstheme="minorBidi"/>
+                <w:rFonts w:eastAsiaTheme="minorEastAsia"/>
                 <w:noProof/>
                 <w:sz w:val="24"/>
-                <w:szCs w:val="24"/>
-                <w:lang w:eastAsia="en-GB" w:bidi="ar-SA"/>
+                <w:szCs w:val="21"/>
+                <w:lang w:eastAsia="en-GB"/>
               </w:rPr>
               <w:tab/>
             </w:r>
@@ -1851,6 +1918,8 @@
               <w:rPr>
                 <w:rStyle w:val="Hyperlink"/>
                 <w:rFonts w:ascii="Calibri" w:hAnsi="Calibri" w:cs="Calibri"/>
+                <w:b/>
+                <w:bCs/>
                 <w:noProof/>
                 <w:lang w:eastAsia="en-GB"/>
               </w:rPr>
@@ -1875,7 +1944,7 @@
                 <w:noProof/>
                 <w:webHidden/>
               </w:rPr>
-              <w:instrText xml:space="preserve"> PAGEREF _Toc226496068 \h </w:instrText>
+              <w:instrText xml:space="preserve"> PAGEREF _Toc226852559 \h </w:instrText>
             </w:r>
             <w:r>
               <w:rPr>
@@ -1914,18 +1983,20 @@
               <w:tab w:val="right" w:leader="dot" w:pos="9016"/>
             </w:tabs>
             <w:rPr>
-              <w:rFonts w:eastAsiaTheme="minorEastAsia" w:cstheme="minorBidi"/>
+              <w:rFonts w:eastAsiaTheme="minorEastAsia"/>
               <w:noProof/>
               <w:sz w:val="24"/>
-              <w:szCs w:val="24"/>
-              <w:lang w:eastAsia="en-GB" w:bidi="ar-SA"/>
+              <w:szCs w:val="21"/>
+              <w:lang w:eastAsia="en-GB"/>
             </w:rPr>
           </w:pPr>
-          <w:hyperlink w:anchor="_Toc226496069" w:history="1">
+          <w:hyperlink w:anchor="_Toc226852560" w:history="1">
             <w:r>
               <w:rPr>
                 <w:rStyle w:val="Hyperlink"/>
                 <w:rFonts w:ascii="Calibri" w:hAnsi="Calibri" w:cs="Calibri"/>
+                <w:b/>
+                <w:bCs/>
                 <w:noProof/>
                 <w:lang w:eastAsia="en-GB"/>
               </w:rPr>
@@ -1933,11 +2004,11 @@
             </w:r>
             <w:r>
               <w:rPr>
-                <w:rFonts w:eastAsiaTheme="minorEastAsia" w:cstheme="minorBidi"/>
+                <w:rFonts w:eastAsiaTheme="minorEastAsia"/>
                 <w:noProof/>
                 <w:sz w:val="24"/>
-                <w:szCs w:val="24"/>
-                <w:lang w:eastAsia="en-GB" w:bidi="ar-SA"/>
+                <w:szCs w:val="21"/>
+                <w:lang w:eastAsia="en-GB"/>
               </w:rPr>
               <w:tab/>
             </w:r>
@@ -1945,6 +2016,8 @@
               <w:rPr>
                 <w:rStyle w:val="Hyperlink"/>
                 <w:rFonts w:ascii="Calibri" w:hAnsi="Calibri" w:cs="Calibri"/>
+                <w:b/>
+                <w:bCs/>
                 <w:noProof/>
                 <w:lang w:eastAsia="en-GB"/>
               </w:rPr>
@@ -1969,7 +2042,7 @@
                 <w:noProof/>
                 <w:webHidden/>
               </w:rPr>
-              <w:instrText xml:space="preserve"> PAGEREF _Toc226496069 \h </w:instrText>
+              <w:instrText xml:space="preserve"> PAGEREF _Toc226852560 \h </w:instrText>
             </w:r>
             <w:r>
               <w:rPr>
@@ -2008,18 +2081,20 @@
               <w:tab w:val="right" w:leader="dot" w:pos="9016"/>
             </w:tabs>
             <w:rPr>
-              <w:rFonts w:eastAsiaTheme="minorEastAsia" w:cstheme="minorBidi"/>
+              <w:rFonts w:eastAsiaTheme="minorEastAsia"/>
               <w:noProof/>
               <w:sz w:val="24"/>
-              <w:szCs w:val="24"/>
-              <w:lang w:eastAsia="en-GB" w:bidi="ar-SA"/>
+              <w:szCs w:val="21"/>
+              <w:lang w:eastAsia="en-GB"/>
             </w:rPr>
           </w:pPr>
-          <w:hyperlink w:anchor="_Toc226496070" w:history="1">
+          <w:hyperlink w:anchor="_Toc226852561" w:history="1">
             <w:r>
               <w:rPr>
                 <w:rStyle w:val="Hyperlink"/>
                 <w:rFonts w:ascii="Calibri" w:hAnsi="Calibri" w:cs="Calibri"/>
+                <w:b/>
+                <w:bCs/>
                 <w:noProof/>
                 <w:lang w:eastAsia="en-GB"/>
               </w:rPr>
@@ -2027,11 +2102,11 @@
             </w:r>
             <w:r>
               <w:rPr>
-                <w:rFonts w:eastAsiaTheme="minorEastAsia" w:cstheme="minorBidi"/>
+                <w:rFonts w:eastAsiaTheme="minorEastAsia"/>
                 <w:noProof/>
                 <w:sz w:val="24"/>
-                <w:szCs w:val="24"/>
-                <w:lang w:eastAsia="en-GB" w:bidi="ar-SA"/>
+                <w:szCs w:val="21"/>
+                <w:lang w:eastAsia="en-GB"/>
               </w:rPr>
               <w:tab/>
             </w:r>
@@ -2039,6 +2114,8 @@
               <w:rPr>
                 <w:rStyle w:val="Hyperlink"/>
                 <w:rFonts w:ascii="Calibri" w:hAnsi="Calibri" w:cs="Calibri"/>
+                <w:b/>
+                <w:bCs/>
                 <w:noProof/>
                 <w:lang w:eastAsia="en-GB"/>
               </w:rPr>
@@ -2063,7 +2140,7 @@
                 <w:noProof/>
                 <w:webHidden/>
               </w:rPr>
-              <w:instrText xml:space="preserve"> PAGEREF _Toc226496070 \h </w:instrText>
+              <w:instrText xml:space="preserve"> PAGEREF _Toc226852561 \h </w:instrText>
             </w:r>
             <w:r>
               <w:rPr>
@@ -2102,16 +2179,208 @@
               <w:tab w:val="right" w:leader="dot" w:pos="9016"/>
             </w:tabs>
             <w:rPr>
-              <w:rFonts w:eastAsiaTheme="minorEastAsia" w:cstheme="minorBidi"/>
+              <w:rFonts w:eastAsiaTheme="minorEastAsia"/>
               <w:b w:val="0"/>
               <w:bCs w:val="0"/>
               <w:noProof/>
               <w:sz w:val="24"/>
-              <w:szCs w:val="24"/>
-              <w:lang w:eastAsia="en-GB" w:bidi="ar-SA"/>
+              <w:szCs w:val="21"/>
+              <w:lang w:eastAsia="en-GB"/>
             </w:rPr>
           </w:pPr>
-          <w:hyperlink w:anchor="_Toc226496071" w:history="1">
+          <w:hyperlink w:anchor="_Toc226852562" w:history="1">
+            <w:r>
+              <w:rPr>
+                <w:rStyle w:val="Hyperlink"/>
+                <w:noProof/>
+                <w:lang w:eastAsia="en-GB"/>
+              </w:rPr>
+              <w:t>2.2</w:t>
+            </w:r>
+            <w:r>
+              <w:rPr>
+                <w:rFonts w:eastAsiaTheme="minorEastAsia"/>
+                <w:b w:val="0"/>
+                <w:bCs w:val="0"/>
+                <w:noProof/>
+                <w:sz w:val="24"/>
+                <w:szCs w:val="21"/>
+                <w:lang w:eastAsia="en-GB"/>
+              </w:rPr>
+              <w:tab/>
+            </w:r>
+            <w:r>
+              <w:rPr>
+                <w:rStyle w:val="Hyperlink"/>
+                <w:noProof/>
+                <w:lang w:eastAsia="en-GB"/>
+              </w:rPr>
+              <w:t>Indicator Selection</w:t>
+            </w:r>
+            <w:r>
+              <w:rPr>
+                <w:noProof/>
+                <w:webHidden/>
+              </w:rPr>
+              <w:tab/>
+            </w:r>
+            <w:r>
+              <w:rPr>
+                <w:noProof/>
+                <w:webHidden/>
+              </w:rPr>
+              <w:fldChar w:fldCharType="begin"/>
+            </w:r>
+            <w:r>
+              <w:rPr>
+                <w:noProof/>
+                <w:webHidden/>
+              </w:rPr>
+              <w:instrText xml:space="preserve"> PAGEREF _Toc226852562 \h </w:instrText>
+            </w:r>
+            <w:r>
+              <w:rPr>
+                <w:noProof/>
+                <w:webHidden/>
+              </w:rPr>
+            </w:r>
+            <w:r>
+              <w:rPr>
+                <w:noProof/>
+                <w:webHidden/>
+              </w:rPr>
+              <w:fldChar w:fldCharType="separate"/>
+            </w:r>
+            <w:r>
+              <w:rPr>
+                <w:noProof/>
+                <w:webHidden/>
+              </w:rPr>
+              <w:t>6</w:t>
+            </w:r>
+            <w:r>
+              <w:rPr>
+                <w:noProof/>
+                <w:webHidden/>
+              </w:rPr>
+              <w:fldChar w:fldCharType="end"/>
+            </w:r>
+          </w:hyperlink>
+        </w:p>
+        <w:p>
+          <w:pPr>
+            <w:pStyle w:val="TOC3"/>
+            <w:tabs>
+              <w:tab w:val="left" w:pos="1200"/>
+              <w:tab w:val="right" w:leader="dot" w:pos="9016"/>
+            </w:tabs>
+            <w:rPr>
+              <w:rFonts w:eastAsiaTheme="minorEastAsia"/>
+              <w:noProof/>
+              <w:sz w:val="24"/>
+              <w:szCs w:val="21"/>
+              <w:lang w:eastAsia="en-GB"/>
+            </w:rPr>
+          </w:pPr>
+          <w:hyperlink w:anchor="_Toc226852563" w:history="1">
+            <w:r>
+              <w:rPr>
+                <w:rStyle w:val="Hyperlink"/>
+                <w:b/>
+                <w:bCs/>
+                <w:noProof/>
+                <w:lang w:eastAsia="en-GB"/>
+              </w:rPr>
+              <w:t>2.2.1</w:t>
+            </w:r>
+            <w:r>
+              <w:rPr>
+                <w:rFonts w:eastAsiaTheme="minorEastAsia"/>
+                <w:noProof/>
+                <w:sz w:val="24"/>
+                <w:szCs w:val="21"/>
+                <w:lang w:eastAsia="en-GB"/>
+              </w:rPr>
+              <w:tab/>
+            </w:r>
+            <w:r>
+              <w:rPr>
+                <w:rStyle w:val="Hyperlink"/>
+                <w:b/>
+                <w:bCs/>
+                <w:noProof/>
+                <w:lang w:eastAsia="en-GB"/>
+              </w:rPr>
+              <w:t>Table1. Indicators used in the Dashboard</w:t>
+            </w:r>
+            <w:r>
+              <w:rPr>
+                <w:noProof/>
+                <w:webHidden/>
+              </w:rPr>
+              <w:tab/>
+            </w:r>
+            <w:r>
+              <w:rPr>
+                <w:noProof/>
+                <w:webHidden/>
+              </w:rPr>
+              <w:fldChar w:fldCharType="begin"/>
+            </w:r>
+            <w:r>
+              <w:rPr>
+                <w:noProof/>
+                <w:webHidden/>
+              </w:rPr>
+              <w:instrText xml:space="preserve"> PAGEREF _Toc226852563 \h </w:instrText>
+            </w:r>
+            <w:r>
+              <w:rPr>
+                <w:noProof/>
+                <w:webHidden/>
+              </w:rPr>
+            </w:r>
+            <w:r>
+              <w:rPr>
+                <w:noProof/>
+                <w:webHidden/>
+              </w:rPr>
+              <w:fldChar w:fldCharType="separate"/>
+            </w:r>
+            <w:r>
+              <w:rPr>
+                <w:noProof/>
+                <w:webHidden/>
+              </w:rPr>
+              <w:t>6</w:t>
+            </w:r>
+            <w:r>
+              <w:rPr>
+                <w:noProof/>
+                <w:webHidden/>
+              </w:rPr>
+              <w:fldChar w:fldCharType="end"/>
+            </w:r>
+          </w:hyperlink>
+        </w:p>
+        <w:p>
+          <w:pPr>
+            <w:pStyle w:val="TOC2"/>
+            <w:tabs>
+              <w:tab w:val="left" w:pos="960"/>
+              <w:tab w:val="right" w:leader="dot" w:pos="9016"/>
+            </w:tabs>
+            <w:rPr>
+              <w:rFonts w:eastAsiaTheme="minorEastAsia"/>
+              <w:b w:val="0"/>
+              <w:bCs w:val="0"/>
+              <w:noProof/>
+              <w:sz w:val="24"/>
+              <w:szCs w:val="21"/>
+              <w:lang w:eastAsia="en-GB"/>
+            </w:rPr>
+          </w:pPr>
+          <w:hyperlink w:anchor="_Toc226852564" w:history="1">
             <w:r>
               <w:rPr>
                 <w:rStyle w:val="Hyperlink"/>
@@ -2119,17 +2388,17 @@
                 <w:noProof/>
                 <w:lang w:eastAsia="en-GB"/>
               </w:rPr>
-              <w:t>2.2</w:t>
-            </w:r>
-            <w:r>
-              <w:rPr>
-                <w:rFonts w:eastAsiaTheme="minorEastAsia" w:cstheme="minorBidi"/>
+              <w:t>2.3</w:t>
+            </w:r>
+            <w:r>
+              <w:rPr>
+                <w:rFonts w:eastAsiaTheme="minorEastAsia"/>
                 <w:b w:val="0"/>
                 <w:bCs w:val="0"/>
                 <w:noProof/>
                 <w:sz w:val="24"/>
-                <w:szCs w:val="24"/>
-                <w:lang w:eastAsia="en-GB" w:bidi="ar-SA"/>
+                <w:szCs w:val="21"/>
+                <w:lang w:eastAsia="en-GB"/>
               </w:rPr>
               <w:tab/>
             </w:r>
@@ -2161,7 +2430,7 @@
                 <w:noProof/>
                 <w:webHidden/>
               </w:rPr>
-              <w:instrText xml:space="preserve"> PAGEREF _Toc226496071 \h </w:instrText>
+              <w:instrText xml:space="preserve"> PAGEREF _Toc226852564 \h </w:instrText>
             </w:r>
             <w:r>
               <w:rPr>
@@ -2181,7 +2450,7 @@
                 <w:noProof/>
                 <w:webHidden/>
               </w:rPr>
-              <w:t>6</w:t>
+              <w:t>7</w:t>
             </w:r>
             <w:r>
               <w:rPr>
@@ -2200,17 +2469,17 @@
               <w:tab w:val="right" w:leader="dot" w:pos="9016"/>
             </w:tabs>
             <w:rPr>
-              <w:rFonts w:eastAsiaTheme="minorEastAsia" w:cstheme="minorBidi"/>
+              <w:rFonts w:eastAsiaTheme="minorEastAsia"/>
               <w:b w:val="0"/>
               <w:bCs w:val="0"/>
               <w:i w:val="0"/>
               <w:iCs w:val="0"/>
               <w:noProof/>
-              <w:szCs w:val="24"/>
-              <w:lang w:eastAsia="en-GB" w:bidi="ar-SA"/>
+              <w:szCs w:val="21"/>
+              <w:lang w:eastAsia="en-GB"/>
             </w:rPr>
           </w:pPr>
-          <w:hyperlink w:anchor="_Toc226496072" w:history="1">
+          <w:hyperlink w:anchor="_Toc226852565" w:history="1">
             <w:r>
               <w:rPr>
                 <w:rStyle w:val="Hyperlink"/>
@@ -2222,14 +2491,14 @@
             </w:r>
             <w:r>
               <w:rPr>
-                <w:rFonts w:eastAsiaTheme="minorEastAsia" w:cstheme="minorBidi"/>
+                <w:rFonts w:eastAsiaTheme="minorEastAsia"/>
                 <w:b w:val="0"/>
                 <w:bCs w:val="0"/>
                 <w:i w:val="0"/>
                 <w:iCs w:val="0"/>
                 <w:noProof/>
-                <w:szCs w:val="24"/>
-                <w:lang w:eastAsia="en-GB" w:bidi="ar-SA"/>
+                <w:szCs w:val="21"/>
+                <w:lang w:eastAsia="en-GB"/>
               </w:rPr>
               <w:tab/>
             </w:r>
@@ -2261,7 +2530,7 @@
                 <w:noProof/>
                 <w:webHidden/>
               </w:rPr>
-              <w:instrText xml:space="preserve"> PAGEREF _Toc226496072 \h </w:instrText>
+              <w:instrText xml:space="preserve"> PAGEREF _Toc226852565 \h </w:instrText>
             </w:r>
             <w:r>
               <w:rPr>
@@ -2300,16 +2569,16 @@
               <w:tab w:val="right" w:leader="dot" w:pos="9016"/>
             </w:tabs>
             <w:rPr>
-              <w:rFonts w:eastAsiaTheme="minorEastAsia" w:cstheme="minorBidi"/>
+              <w:rFonts w:eastAsiaTheme="minorEastAsia"/>
               <w:b w:val="0"/>
               <w:bCs w:val="0"/>
               <w:noProof/>
               <w:sz w:val="24"/>
-              <w:szCs w:val="24"/>
-              <w:lang w:eastAsia="en-GB" w:bidi="ar-SA"/>
+              <w:szCs w:val="21"/>
+              <w:lang w:eastAsia="en-GB"/>
             </w:rPr>
           </w:pPr>
-          <w:hyperlink w:anchor="_Toc226496073" w:history="1">
+          <w:hyperlink w:anchor="_Toc226852566" w:history="1">
             <w:r>
               <w:rPr>
                 <w:rStyle w:val="Hyperlink"/>
@@ -2321,13 +2590,13 @@
             </w:r>
             <w:r>
               <w:rPr>
-                <w:rFonts w:eastAsiaTheme="minorEastAsia" w:cstheme="minorBidi"/>
+                <w:rFonts w:eastAsiaTheme="minorEastAsia"/>
                 <w:b w:val="0"/>
                 <w:bCs w:val="0"/>
                 <w:noProof/>
                 <w:sz w:val="24"/>
-                <w:szCs w:val="24"/>
-                <w:lang w:eastAsia="en-GB" w:bidi="ar-SA"/>
+                <w:szCs w:val="21"/>
+                <w:lang w:eastAsia="en-GB"/>
               </w:rPr>
               <w:tab/>
             </w:r>
@@ -2359,7 +2628,7 @@
                 <w:noProof/>
                 <w:webHidden/>
               </w:rPr>
-              <w:instrText xml:space="preserve"> PAGEREF _Toc226496073 \h </w:instrText>
+              <w:instrText xml:space="preserve"> PAGEREF _Toc226852566 \h </w:instrText>
             </w:r>
             <w:r>
               <w:rPr>
@@ -2379,7 +2648,7 @@
                 <w:noProof/>
                 <w:webHidden/>
               </w:rPr>
-              <w:t>7</w:t>
+              <w:t>8</w:t>
             </w:r>
             <w:r>
               <w:rPr>
@@ -2398,16 +2667,16 @@
               <w:tab w:val="right" w:leader="dot" w:pos="9016"/>
             </w:tabs>
             <w:rPr>
-              <w:rFonts w:eastAsiaTheme="minorEastAsia" w:cstheme="minorBidi"/>
+              <w:rFonts w:eastAsiaTheme="minorEastAsia"/>
               <w:b w:val="0"/>
               <w:bCs w:val="0"/>
               <w:noProof/>
               <w:sz w:val="24"/>
-              <w:szCs w:val="24"/>
-              <w:lang w:eastAsia="en-GB" w:bidi="ar-SA"/>
+              <w:szCs w:val="21"/>
+              <w:lang w:eastAsia="en-GB"/>
             </w:rPr>
           </w:pPr>
-          <w:hyperlink w:anchor="_Toc226496074" w:history="1">
+          <w:hyperlink w:anchor="_Toc226852567" w:history="1">
             <w:r>
               <w:rPr>
                 <w:rStyle w:val="Hyperlink"/>
@@ -2419,13 +2688,13 @@
             </w:r>
             <w:r>
               <w:rPr>
-                <w:rFonts w:eastAsiaTheme="minorEastAsia" w:cstheme="minorBidi"/>
+                <w:rFonts w:eastAsiaTheme="minorEastAsia"/>
                 <w:b w:val="0"/>
                 <w:bCs w:val="0"/>
                 <w:noProof/>
                 <w:sz w:val="24"/>
-                <w:szCs w:val="24"/>
-                <w:lang w:eastAsia="en-GB" w:bidi="ar-SA"/>
+                <w:szCs w:val="21"/>
+                <w:lang w:eastAsia="en-GB"/>
               </w:rPr>
               <w:tab/>
             </w:r>
@@ -2457,7 +2726,7 @@
                 <w:noProof/>
                 <w:webHidden/>
               </w:rPr>
-              <w:instrText xml:space="preserve"> PAGEREF _Toc226496074 \h </w:instrText>
+              <w:instrText xml:space="preserve"> PAGEREF _Toc226852567 \h </w:instrText>
             </w:r>
             <w:r>
               <w:rPr>
@@ -2477,7 +2746,7 @@
                 <w:noProof/>
                 <w:webHidden/>
               </w:rPr>
-              <w:t>7</w:t>
+              <w:t>8</w:t>
             </w:r>
             <w:r>
               <w:rPr>
@@ -2496,16 +2765,16 @@
               <w:tab w:val="right" w:leader="dot" w:pos="9016"/>
             </w:tabs>
             <w:rPr>
-              <w:rFonts w:eastAsiaTheme="minorEastAsia" w:cstheme="minorBidi"/>
+              <w:rFonts w:eastAsiaTheme="minorEastAsia"/>
               <w:b w:val="0"/>
               <w:bCs w:val="0"/>
               <w:noProof/>
               <w:sz w:val="24"/>
-              <w:szCs w:val="24"/>
-              <w:lang w:eastAsia="en-GB" w:bidi="ar-SA"/>
+              <w:szCs w:val="21"/>
+              <w:lang w:eastAsia="en-GB"/>
             </w:rPr>
           </w:pPr>
-          <w:hyperlink w:anchor="_Toc226496075" w:history="1">
+          <w:hyperlink w:anchor="_Toc226852568" w:history="1">
             <w:r>
               <w:rPr>
                 <w:rStyle w:val="Hyperlink"/>
@@ -2517,13 +2786,13 @@
             </w:r>
             <w:r>
               <w:rPr>
-                <w:rFonts w:eastAsiaTheme="minorEastAsia" w:cstheme="minorBidi"/>
+                <w:rFonts w:eastAsiaTheme="minorEastAsia"/>
                 <w:b w:val="0"/>
                 <w:bCs w:val="0"/>
                 <w:noProof/>
                 <w:sz w:val="24"/>
-                <w:szCs w:val="24"/>
-                <w:lang w:eastAsia="en-GB" w:bidi="ar-SA"/>
+                <w:szCs w:val="21"/>
+                <w:lang w:eastAsia="en-GB"/>
               </w:rPr>
               <w:tab/>
             </w:r>
@@ -2555,7 +2824,7 @@
                 <w:noProof/>
                 <w:webHidden/>
               </w:rPr>
-              <w:instrText xml:space="preserve"> PAGEREF _Toc226496075 \h </w:instrText>
+              <w:instrText xml:space="preserve"> PAGEREF _Toc226852568 \h </w:instrText>
             </w:r>
             <w:r>
               <w:rPr>
@@ -2575,7 +2844,7 @@
                 <w:noProof/>
                 <w:webHidden/>
               </w:rPr>
-              <w:t>8</w:t>
+              <w:t>9</w:t>
             </w:r>
             <w:r>
               <w:rPr>
@@ -2594,16 +2863,16 @@
               <w:tab w:val="right" w:leader="dot" w:pos="9016"/>
             </w:tabs>
             <w:rPr>
-              <w:rFonts w:eastAsiaTheme="minorEastAsia" w:cstheme="minorBidi"/>
+              <w:rFonts w:eastAsiaTheme="minorEastAsia"/>
               <w:b w:val="0"/>
               <w:bCs w:val="0"/>
               <w:noProof/>
               <w:sz w:val="24"/>
-              <w:szCs w:val="24"/>
-              <w:lang w:eastAsia="en-GB" w:bidi="ar-SA"/>
+              <w:szCs w:val="21"/>
+              <w:lang w:eastAsia="en-GB"/>
             </w:rPr>
           </w:pPr>
-          <w:hyperlink w:anchor="_Toc226496076" w:history="1">
+          <w:hyperlink w:anchor="_Toc226852569" w:history="1">
             <w:r>
               <w:rPr>
                 <w:rStyle w:val="Hyperlink"/>
@@ -2615,13 +2884,13 @@
             </w:r>
             <w:r>
               <w:rPr>
-                <w:rFonts w:eastAsiaTheme="minorEastAsia" w:cstheme="minorBidi"/>
+                <w:rFonts w:eastAsiaTheme="minorEastAsia"/>
                 <w:b w:val="0"/>
                 <w:bCs w:val="0"/>
                 <w:noProof/>
                 <w:sz w:val="24"/>
-                <w:szCs w:val="24"/>
-                <w:lang w:eastAsia="en-GB" w:bidi="ar-SA"/>
+                <w:szCs w:val="21"/>
+                <w:lang w:eastAsia="en-GB"/>
               </w:rPr>
               <w:tab/>
             </w:r>
@@ -2653,7 +2922,7 @@
                 <w:noProof/>
                 <w:webHidden/>
               </w:rPr>
-              <w:instrText xml:space="preserve"> PAGEREF _Toc226496076 \h </w:instrText>
+              <w:instrText xml:space="preserve"> PAGEREF _Toc226852569 \h </w:instrText>
             </w:r>
             <w:r>
               <w:rPr>
@@ -2692,16 +2961,16 @@
               <w:tab w:val="right" w:leader="dot" w:pos="9016"/>
             </w:tabs>
             <w:rPr>
-              <w:rFonts w:eastAsiaTheme="minorEastAsia" w:cstheme="minorBidi"/>
+              <w:rFonts w:eastAsiaTheme="minorEastAsia"/>
               <w:b w:val="0"/>
               <w:bCs w:val="0"/>
               <w:noProof/>
               <w:sz w:val="24"/>
-              <w:szCs w:val="24"/>
-              <w:lang w:eastAsia="en-GB" w:bidi="ar-SA"/>
+              <w:szCs w:val="21"/>
+              <w:lang w:eastAsia="en-GB"/>
             </w:rPr>
           </w:pPr>
-          <w:hyperlink w:anchor="_Toc226496077" w:history="1">
+          <w:hyperlink w:anchor="_Toc226852570" w:history="1">
             <w:r>
               <w:rPr>
                 <w:rStyle w:val="Hyperlink"/>
@@ -2713,13 +2982,13 @@
             </w:r>
             <w:r>
               <w:rPr>
-                <w:rFonts w:eastAsiaTheme="minorEastAsia" w:cstheme="minorBidi"/>
+                <w:rFonts w:eastAsiaTheme="minorEastAsia"/>
                 <w:b w:val="0"/>
                 <w:bCs w:val="0"/>
                 <w:noProof/>
                 <w:sz w:val="24"/>
-                <w:szCs w:val="24"/>
-                <w:lang w:eastAsia="en-GB" w:bidi="ar-SA"/>
+                <w:szCs w:val="21"/>
+                <w:lang w:eastAsia="en-GB"/>
               </w:rPr>
               <w:tab/>
             </w:r>
@@ -2751,7 +3020,7 @@
                 <w:noProof/>
                 <w:webHidden/>
               </w:rPr>
-              <w:instrText xml:space="preserve"> PAGEREF _Toc226496077 \h </w:instrText>
+              <w:instrText xml:space="preserve"> PAGEREF _Toc226852570 \h </w:instrText>
             </w:r>
             <w:r>
               <w:rPr>
@@ -2771,7 +3040,7 @@
                 <w:noProof/>
                 <w:webHidden/>
               </w:rPr>
-              <w:t>9</w:t>
+              <w:t>10</w:t>
             </w:r>
             <w:r>
               <w:rPr>
@@ -2790,16 +3059,16 @@
               <w:tab w:val="right" w:leader="dot" w:pos="9016"/>
             </w:tabs>
             <w:rPr>
-              <w:rFonts w:eastAsiaTheme="minorEastAsia" w:cstheme="minorBidi"/>
+              <w:rFonts w:eastAsiaTheme="minorEastAsia"/>
               <w:b w:val="0"/>
               <w:bCs w:val="0"/>
               <w:noProof/>
               <w:sz w:val="24"/>
-              <w:szCs w:val="24"/>
-              <w:lang w:eastAsia="en-GB" w:bidi="ar-SA"/>
+              <w:szCs w:val="21"/>
+              <w:lang w:eastAsia="en-GB"/>
             </w:rPr>
           </w:pPr>
-          <w:hyperlink w:anchor="_Toc226496078" w:history="1">
+          <w:hyperlink w:anchor="_Toc226852571" w:history="1">
             <w:r>
               <w:rPr>
                 <w:rStyle w:val="Hyperlink"/>
@@ -2811,13 +3080,13 @@
             </w:r>
             <w:r>
               <w:rPr>
-                <w:rFonts w:eastAsiaTheme="minorEastAsia" w:cstheme="minorBidi"/>
+                <w:rFonts w:eastAsiaTheme="minorEastAsia"/>
                 <w:b w:val="0"/>
                 <w:bCs w:val="0"/>
                 <w:noProof/>
                 <w:sz w:val="24"/>
-                <w:szCs w:val="24"/>
-                <w:lang w:eastAsia="en-GB" w:bidi="ar-SA"/>
+                <w:szCs w:val="21"/>
+                <w:lang w:eastAsia="en-GB"/>
               </w:rPr>
               <w:tab/>
             </w:r>
@@ -2849,7 +3118,7 @@
                 <w:noProof/>
                 <w:webHidden/>
               </w:rPr>
-              <w:instrText xml:space="preserve"> PAGEREF _Toc226496078 \h </w:instrText>
+              <w:instrText xml:space="preserve"> PAGEREF _Toc226852571 \h </w:instrText>
             </w:r>
             <w:r>
               <w:rPr>
@@ -2869,7 +3138,7 @@
                 <w:noProof/>
                 <w:webHidden/>
               </w:rPr>
-              <w:t>10</w:t>
+              <w:t>11</w:t>
             </w:r>
             <w:r>
               <w:rPr>
@@ -2888,16 +3157,16 @@
               <w:tab w:val="right" w:leader="dot" w:pos="9016"/>
             </w:tabs>
             <w:rPr>
-              <w:rFonts w:eastAsiaTheme="minorEastAsia" w:cstheme="minorBidi"/>
+              <w:rFonts w:eastAsiaTheme="minorEastAsia"/>
               <w:b w:val="0"/>
               <w:bCs w:val="0"/>
               <w:noProof/>
               <w:sz w:val="24"/>
-              <w:szCs w:val="24"/>
-              <w:lang w:eastAsia="en-GB" w:bidi="ar-SA"/>
+              <w:szCs w:val="21"/>
+              <w:lang w:eastAsia="en-GB"/>
             </w:rPr>
           </w:pPr>
-          <w:hyperlink w:anchor="_Toc226496079" w:history="1">
+          <w:hyperlink w:anchor="_Toc226852572" w:history="1">
             <w:r>
               <w:rPr>
                 <w:rStyle w:val="Hyperlink"/>
@@ -2909,13 +3178,13 @@
             </w:r>
             <w:r>
               <w:rPr>
-                <w:rFonts w:eastAsiaTheme="minorEastAsia" w:cstheme="minorBidi"/>
+                <w:rFonts w:eastAsiaTheme="minorEastAsia"/>
                 <w:b w:val="0"/>
                 <w:bCs w:val="0"/>
                 <w:noProof/>
                 <w:sz w:val="24"/>
-                <w:szCs w:val="24"/>
-                <w:lang w:eastAsia="en-GB" w:bidi="ar-SA"/>
+                <w:szCs w:val="21"/>
+                <w:lang w:eastAsia="en-GB"/>
               </w:rPr>
               <w:tab/>
             </w:r>
@@ -2947,7 +3216,7 @@
                 <w:noProof/>
                 <w:webHidden/>
               </w:rPr>
-              <w:instrText xml:space="preserve"> PAGEREF _Toc226496079 \h </w:instrText>
+              <w:instrText xml:space="preserve"> PAGEREF _Toc226852572 \h </w:instrText>
             </w:r>
             <w:r>
               <w:rPr>
@@ -2967,7 +3236,7 @@
                 <w:noProof/>
                 <w:webHidden/>
               </w:rPr>
-              <w:t>11</w:t>
+              <w:t>12</w:t>
             </w:r>
             <w:r>
               <w:rPr>
@@ -2986,17 +3255,17 @@
               <w:tab w:val="right" w:leader="dot" w:pos="9016"/>
             </w:tabs>
             <w:rPr>
-              <w:rFonts w:eastAsiaTheme="minorEastAsia" w:cstheme="minorBidi"/>
+              <w:rFonts w:eastAsiaTheme="minorEastAsia"/>
               <w:b w:val="0"/>
               <w:bCs w:val="0"/>
               <w:i w:val="0"/>
               <w:iCs w:val="0"/>
               <w:noProof/>
-              <w:szCs w:val="24"/>
-              <w:lang w:eastAsia="en-GB" w:bidi="ar-SA"/>
+              <w:szCs w:val="21"/>
+              <w:lang w:eastAsia="en-GB"/>
             </w:rPr>
           </w:pPr>
-          <w:hyperlink w:anchor="_Toc226496080" w:history="1">
+          <w:hyperlink w:anchor="_Toc226852573" w:history="1">
             <w:r>
               <w:rPr>
                 <w:rStyle w:val="Hyperlink"/>
@@ -3008,14 +3277,14 @@
             </w:r>
             <w:r>
               <w:rPr>
-                <w:rFonts w:eastAsiaTheme="minorEastAsia" w:cstheme="minorBidi"/>
+                <w:rFonts w:eastAsiaTheme="minorEastAsia"/>
                 <w:b w:val="0"/>
                 <w:bCs w:val="0"/>
                 <w:i w:val="0"/>
                 <w:iCs w:val="0"/>
                 <w:noProof/>
-                <w:szCs w:val="24"/>
-                <w:lang w:eastAsia="en-GB" w:bidi="ar-SA"/>
+                <w:szCs w:val="21"/>
+                <w:lang w:eastAsia="en-GB"/>
               </w:rPr>
               <w:tab/>
             </w:r>
@@ -3047,7 +3316,7 @@
                 <w:noProof/>
                 <w:webHidden/>
               </w:rPr>
-              <w:instrText xml:space="preserve"> PAGEREF _Toc226496080 \h </w:instrText>
+              <w:instrText xml:space="preserve"> PAGEREF _Toc226852573 \h </w:instrText>
             </w:r>
             <w:r>
               <w:rPr>
@@ -3067,7 +3336,7 @@
                 <w:noProof/>
                 <w:webHidden/>
               </w:rPr>
-              <w:t>11</w:t>
+              <w:t>12</w:t>
             </w:r>
             <w:r>
               <w:rPr>
@@ -3085,17 +3354,17 @@
               <w:tab w:val="right" w:leader="dot" w:pos="9016"/>
             </w:tabs>
             <w:rPr>
-              <w:rFonts w:eastAsiaTheme="minorEastAsia" w:cstheme="minorBidi"/>
+              <w:rFonts w:eastAsiaTheme="minorEastAsia"/>
               <w:b w:val="0"/>
               <w:bCs w:val="0"/>
               <w:i w:val="0"/>
               <w:iCs w:val="0"/>
               <w:noProof/>
-              <w:szCs w:val="24"/>
-              <w:lang w:eastAsia="en-GB" w:bidi="ar-SA"/>
+              <w:szCs w:val="21"/>
+              <w:lang w:eastAsia="en-GB"/>
             </w:rPr>
           </w:pPr>
-          <w:hyperlink w:anchor="_Toc226496081" w:history="1">
+          <w:hyperlink w:anchor="_Toc226852574" w:history="1">
             <w:r>
               <w:rPr>
                 <w:rStyle w:val="Hyperlink"/>
@@ -3123,7 +3392,7 @@
                 <w:noProof/>
                 <w:webHidden/>
               </w:rPr>
-              <w:instrText xml:space="preserve"> PAGEREF _Toc226496081 \h </w:instrText>
+              <w:instrText xml:space="preserve"> PAGEREF _Toc226852574 \h </w:instrText>
             </w:r>
             <w:r>
               <w:rPr>
@@ -3143,7 +3412,7 @@
                 <w:noProof/>
                 <w:webHidden/>
               </w:rPr>
-              <w:t>12</w:t>
+              <w:t>13</w:t>
             </w:r>
             <w:r>
               <w:rPr>
@@ -3162,16 +3431,16 @@
               <w:tab w:val="right" w:leader="dot" w:pos="9016"/>
             </w:tabs>
             <w:rPr>
-              <w:rFonts w:eastAsiaTheme="minorEastAsia" w:cstheme="minorBidi"/>
+              <w:rFonts w:eastAsiaTheme="minorEastAsia"/>
               <w:b w:val="0"/>
               <w:bCs w:val="0"/>
               <w:noProof/>
               <w:sz w:val="24"/>
-              <w:szCs w:val="24"/>
-              <w:lang w:eastAsia="en-GB" w:bidi="ar-SA"/>
+              <w:szCs w:val="21"/>
+              <w:lang w:eastAsia="en-GB"/>
             </w:rPr>
           </w:pPr>
-          <w:hyperlink w:anchor="_Toc226496082" w:history="1">
+          <w:hyperlink w:anchor="_Toc226852575" w:history="1">
             <w:r>
               <w:rPr>
                 <w:rStyle w:val="Hyperlink"/>
@@ -3181,13 +3450,13 @@
             </w:r>
             <w:r>
               <w:rPr>
-                <w:rFonts w:eastAsiaTheme="minorEastAsia" w:cstheme="minorBidi"/>
+                <w:rFonts w:eastAsiaTheme="minorEastAsia"/>
                 <w:b w:val="0"/>
                 <w:bCs w:val="0"/>
                 <w:noProof/>
                 <w:sz w:val="24"/>
-                <w:szCs w:val="24"/>
-                <w:lang w:eastAsia="en-GB" w:bidi="ar-SA"/>
+                <w:szCs w:val="21"/>
+                <w:lang w:eastAsia="en-GB"/>
               </w:rPr>
               <w:tab/>
             </w:r>
@@ -3217,7 +3486,7 @@
                 <w:noProof/>
                 <w:webHidden/>
               </w:rPr>
-              <w:instrText xml:space="preserve"> PAGEREF _Toc226496082 \h </w:instrText>
+              <w:instrText xml:space="preserve"> PAGEREF _Toc226852575 \h </w:instrText>
             </w:r>
             <w:r>
               <w:rPr>
@@ -3237,7 +3506,7 @@
                 <w:noProof/>
                 <w:webHidden/>
               </w:rPr>
-              <w:t>12</w:t>
+              <w:t>13</w:t>
             </w:r>
             <w:r>
               <w:rPr>
@@ -3255,17 +3524,17 @@
               <w:tab w:val="right" w:leader="dot" w:pos="9016"/>
             </w:tabs>
             <w:rPr>
-              <w:rFonts w:eastAsiaTheme="minorEastAsia" w:cstheme="minorBidi"/>
+              <w:rFonts w:eastAsiaTheme="minorEastAsia"/>
               <w:b w:val="0"/>
               <w:bCs w:val="0"/>
               <w:i w:val="0"/>
               <w:iCs w:val="0"/>
               <w:noProof/>
-              <w:szCs w:val="24"/>
-              <w:lang w:eastAsia="en-GB" w:bidi="ar-SA"/>
+              <w:szCs w:val="21"/>
+              <w:lang w:eastAsia="en-GB"/>
             </w:rPr>
           </w:pPr>
-          <w:hyperlink w:anchor="_Toc226496083" w:history="1">
+          <w:hyperlink w:anchor="_Toc226852576" w:history="1">
             <w:r>
               <w:rPr>
                 <w:rStyle w:val="Hyperlink"/>
@@ -3294,7 +3563,7 @@
                 <w:noProof/>
                 <w:webHidden/>
               </w:rPr>
-              <w:instrText xml:space="preserve"> PAGEREF _Toc226496083 \h </w:instrText>
+              <w:instrText xml:space="preserve"> PAGEREF _Toc226852576 \h </w:instrText>
             </w:r>
             <w:r>
               <w:rPr>
@@ -3314,7 +3583,7 @@
                 <w:noProof/>
                 <w:webHidden/>
               </w:rPr>
-              <w:t>13</w:t>
+              <w:t>14</w:t>
             </w:r>
             <w:r>
               <w:rPr>
@@ -3362,7 +3631,7 @@
           <w:numId w:val="0"/>
         </w:numPr>
       </w:pPr>
-      <w:bookmarkStart w:id="0" w:name="_Toc226496061"/>
+      <w:bookmarkStart w:id="0" w:name="_Toc226852551"/>
       <w:r>
         <w:lastRenderedPageBreak/>
         <w:t>List of Figures</w:t>
@@ -3944,142 +4213,252 @@
     </w:p>
     <w:p>
       <w:pPr>
-        <w:rPr>
-          <w:rFonts w:ascii="Calibri" w:hAnsi="Calibri" w:cs="Calibri"/>
-          <w:lang w:eastAsia="en-GB"/>
-        </w:rPr>
-      </w:pPr>
-    </w:p>
-    <w:p>
-      <w:pPr>
-        <w:rPr>
-          <w:rFonts w:ascii="Calibri" w:hAnsi="Calibri" w:cs="Calibri"/>
-          <w:lang w:eastAsia="en-GB"/>
-        </w:rPr>
-      </w:pPr>
-    </w:p>
-    <w:p>
-      <w:pPr>
-        <w:rPr>
-          <w:rFonts w:ascii="Calibri" w:hAnsi="Calibri" w:cs="Calibri"/>
-          <w:lang w:eastAsia="en-GB"/>
-        </w:rPr>
-      </w:pPr>
-    </w:p>
-    <w:p>
-      <w:pPr>
-        <w:rPr>
-          <w:rFonts w:ascii="Calibri" w:hAnsi="Calibri" w:cs="Calibri"/>
-          <w:lang w:eastAsia="en-GB"/>
-        </w:rPr>
-      </w:pPr>
-    </w:p>
-    <w:p>
-      <w:pPr>
-        <w:rPr>
-          <w:rFonts w:ascii="Calibri" w:hAnsi="Calibri" w:cs="Calibri"/>
-          <w:lang w:eastAsia="en-GB"/>
-        </w:rPr>
-      </w:pPr>
-    </w:p>
-    <w:p>
-      <w:pPr>
-        <w:rPr>
-          <w:rFonts w:ascii="Calibri" w:hAnsi="Calibri" w:cs="Calibri"/>
-          <w:lang w:eastAsia="en-GB"/>
-        </w:rPr>
-      </w:pPr>
-    </w:p>
-    <w:p>
-      <w:pPr>
-        <w:rPr>
-          <w:rFonts w:ascii="Calibri" w:hAnsi="Calibri" w:cs="Calibri"/>
-          <w:lang w:eastAsia="en-GB"/>
-        </w:rPr>
-      </w:pPr>
-    </w:p>
-    <w:p>
-      <w:pPr>
-        <w:rPr>
-          <w:rFonts w:ascii="Calibri" w:hAnsi="Calibri" w:cs="Calibri"/>
-          <w:lang w:eastAsia="en-GB"/>
-        </w:rPr>
-      </w:pPr>
-    </w:p>
-    <w:p>
-      <w:pPr>
-        <w:rPr>
-          <w:rFonts w:ascii="Calibri" w:hAnsi="Calibri" w:cs="Calibri"/>
-          <w:lang w:eastAsia="en-GB"/>
-        </w:rPr>
-      </w:pPr>
-    </w:p>
-    <w:p>
-      <w:pPr>
-        <w:rPr>
-          <w:rFonts w:ascii="Calibri" w:hAnsi="Calibri" w:cs="Calibri"/>
-          <w:lang w:eastAsia="en-GB"/>
-        </w:rPr>
-      </w:pPr>
-    </w:p>
-    <w:p>
-      <w:pPr>
-        <w:rPr>
-          <w:rFonts w:ascii="Calibri" w:hAnsi="Calibri" w:cs="Calibri"/>
-          <w:lang w:eastAsia="en-GB"/>
-        </w:rPr>
-      </w:pPr>
-    </w:p>
-    <w:p>
-      <w:pPr>
-        <w:rPr>
-          <w:rFonts w:ascii="Calibri" w:hAnsi="Calibri" w:cs="Calibri"/>
-          <w:lang w:eastAsia="en-GB"/>
-        </w:rPr>
-      </w:pPr>
-    </w:p>
-    <w:p>
-      <w:pPr>
-        <w:rPr>
-          <w:rFonts w:ascii="Calibri" w:hAnsi="Calibri" w:cs="Calibri"/>
-          <w:lang w:eastAsia="en-GB"/>
-        </w:rPr>
-      </w:pPr>
-    </w:p>
-    <w:p>
-      <w:pPr>
-        <w:rPr>
-          <w:rFonts w:ascii="Calibri" w:hAnsi="Calibri" w:cs="Calibri"/>
-          <w:lang w:eastAsia="en-GB"/>
-        </w:rPr>
-      </w:pPr>
-    </w:p>
-    <w:p>
-      <w:pPr>
-        <w:rPr>
-          <w:rFonts w:ascii="Calibri" w:hAnsi="Calibri" w:cs="Calibri"/>
-          <w:lang w:eastAsia="en-GB"/>
-        </w:rPr>
-      </w:pPr>
-    </w:p>
-    <w:p>
-      <w:pPr>
         <w:pStyle w:val="Heading1"/>
+        <w:numPr>
+          <w:ilvl w:val="0"/>
+          <w:numId w:val="0"/>
+        </w:numPr>
+        <w:ind w:left="432" w:hanging="432"/>
+        <w:rPr>
+          <w:lang w:eastAsia="en-GB"/>
+        </w:rPr>
+      </w:pPr>
+      <w:bookmarkStart w:id="1" w:name="_Toc226852552"/>
+      <w:r>
+        <w:rPr>
+          <w:lang w:eastAsia="en-GB"/>
+        </w:rPr>
+        <w:t>List of Tables</w:t>
+      </w:r>
+      <w:bookmarkEnd w:id="1"/>
+    </w:p>
+    <w:p>
+      <w:pPr>
+        <w:pStyle w:val="TableofFigures"/>
+        <w:tabs>
+          <w:tab w:val="right" w:leader="dot" w:pos="9016"/>
+        </w:tabs>
+        <w:rPr>
+          <w:rFonts w:eastAsiaTheme="minorEastAsia"/>
+          <w:noProof/>
+          <w:lang w:eastAsia="en-GB"/>
+        </w:rPr>
+      </w:pPr>
+      <w:r>
+        <w:rPr>
+          <w:rFonts w:ascii="Calibri" w:hAnsi="Calibri" w:cs="Calibri"/>
+          <w:lang w:eastAsia="en-GB"/>
+        </w:rPr>
+        <w:fldChar w:fldCharType="begin"/>
+      </w:r>
+      <w:r>
+        <w:rPr>
+          <w:rFonts w:ascii="Calibri" w:hAnsi="Calibri" w:cs="Calibri"/>
+          <w:lang w:eastAsia="en-GB"/>
+        </w:rPr>
+        <w:instrText xml:space="preserve"> TOC \h \z \c "Table" </w:instrText>
+      </w:r>
+      <w:r>
+        <w:rPr>
+          <w:rFonts w:ascii="Calibri" w:hAnsi="Calibri" w:cs="Calibri"/>
+          <w:lang w:eastAsia="en-GB"/>
+        </w:rPr>
+        <w:fldChar w:fldCharType="separate"/>
+      </w:r>
+      <w:hyperlink w:anchor="_Toc226852415" w:history="1">
+        <w:r>
+          <w:rPr>
+            <w:rStyle w:val="Hyperlink"/>
+            <w:noProof/>
+          </w:rPr>
+          <w:t>Table 1 Indicators used in Dashboard</w:t>
+        </w:r>
+        <w:r>
+          <w:rPr>
+            <w:noProof/>
+            <w:webHidden/>
+          </w:rPr>
+          <w:tab/>
+        </w:r>
+        <w:r>
+          <w:rPr>
+            <w:noProof/>
+            <w:webHidden/>
+          </w:rPr>
+          <w:fldChar w:fldCharType="begin"/>
+        </w:r>
+        <w:r>
+          <w:rPr>
+            <w:noProof/>
+            <w:webHidden/>
+          </w:rPr>
+          <w:instrText xml:space="preserve"> PAGEREF _Toc226852415 \h </w:instrText>
+        </w:r>
+        <w:r>
+          <w:rPr>
+            <w:noProof/>
+            <w:webHidden/>
+          </w:rPr>
+        </w:r>
+        <w:r>
+          <w:rPr>
+            <w:noProof/>
+            <w:webHidden/>
+          </w:rPr>
+          <w:fldChar w:fldCharType="separate"/>
+        </w:r>
+        <w:r>
+          <w:rPr>
+            <w:noProof/>
+            <w:webHidden/>
+          </w:rPr>
+          <w:t>7</w:t>
+        </w:r>
+        <w:r>
+          <w:rPr>
+            <w:noProof/>
+            <w:webHidden/>
+          </w:rPr>
+          <w:fldChar w:fldCharType="end"/>
+        </w:r>
+      </w:hyperlink>
+    </w:p>
+    <w:p>
+      <w:pPr>
+        <w:rPr>
+          <w:rFonts w:ascii="Calibri" w:hAnsi="Calibri" w:cs="Calibri"/>
+          <w:lang w:eastAsia="en-GB"/>
+        </w:rPr>
+      </w:pPr>
+      <w:r>
+        <w:rPr>
+          <w:rFonts w:ascii="Calibri" w:hAnsi="Calibri" w:cs="Calibri"/>
+          <w:lang w:eastAsia="en-GB"/>
+        </w:rPr>
+        <w:fldChar w:fldCharType="end"/>
+      </w:r>
+    </w:p>
+    <w:p>
+      <w:pPr>
+        <w:rPr>
+          <w:rFonts w:ascii="Calibri" w:hAnsi="Calibri" w:cs="Calibri"/>
+          <w:lang w:eastAsia="en-GB"/>
+        </w:rPr>
+      </w:pPr>
+    </w:p>
+    <w:p>
+      <w:pPr>
+        <w:rPr>
+          <w:rFonts w:ascii="Calibri" w:hAnsi="Calibri" w:cs="Calibri"/>
+          <w:lang w:eastAsia="en-GB"/>
+        </w:rPr>
+      </w:pPr>
+    </w:p>
+    <w:p>
+      <w:pPr>
+        <w:rPr>
+          <w:rFonts w:ascii="Calibri" w:hAnsi="Calibri" w:cs="Calibri"/>
+          <w:lang w:eastAsia="en-GB"/>
+        </w:rPr>
+      </w:pPr>
+    </w:p>
+    <w:p>
+      <w:pPr>
+        <w:rPr>
+          <w:rFonts w:ascii="Calibri" w:hAnsi="Calibri" w:cs="Calibri"/>
+          <w:lang w:eastAsia="en-GB"/>
+        </w:rPr>
+      </w:pPr>
+    </w:p>
+    <w:p>
+      <w:pPr>
+        <w:rPr>
+          <w:rFonts w:ascii="Calibri" w:hAnsi="Calibri" w:cs="Calibri"/>
+          <w:lang w:eastAsia="en-GB"/>
+        </w:rPr>
+      </w:pPr>
+    </w:p>
+    <w:p>
+      <w:pPr>
+        <w:rPr>
+          <w:rFonts w:ascii="Calibri" w:hAnsi="Calibri" w:cs="Calibri"/>
+          <w:lang w:eastAsia="en-GB"/>
+        </w:rPr>
+      </w:pPr>
+    </w:p>
+    <w:p>
+      <w:pPr>
+        <w:rPr>
+          <w:rFonts w:ascii="Calibri" w:hAnsi="Calibri" w:cs="Calibri"/>
+          <w:lang w:eastAsia="en-GB"/>
+        </w:rPr>
+      </w:pPr>
+    </w:p>
+    <w:p>
+      <w:pPr>
+        <w:rPr>
+          <w:rFonts w:ascii="Calibri" w:hAnsi="Calibri" w:cs="Calibri"/>
+          <w:lang w:eastAsia="en-GB"/>
+        </w:rPr>
+      </w:pPr>
+    </w:p>
+    <w:p>
+      <w:pPr>
+        <w:rPr>
+          <w:rFonts w:ascii="Calibri" w:hAnsi="Calibri" w:cs="Calibri"/>
+          <w:lang w:eastAsia="en-GB"/>
+        </w:rPr>
+      </w:pPr>
+    </w:p>
+    <w:p>
+      <w:pPr>
+        <w:rPr>
+          <w:rFonts w:ascii="Calibri" w:hAnsi="Calibri" w:cs="Calibri"/>
+          <w:lang w:eastAsia="en-GB"/>
+        </w:rPr>
+      </w:pPr>
+    </w:p>
+    <w:p>
+      <w:pPr>
+        <w:rPr>
+          <w:rFonts w:ascii="Calibri" w:hAnsi="Calibri" w:cs="Calibri"/>
+          <w:lang w:eastAsia="en-GB"/>
+        </w:rPr>
+      </w:pPr>
+    </w:p>
+    <w:p>
+      <w:pPr>
+        <w:rPr>
+          <w:rFonts w:ascii="Calibri" w:hAnsi="Calibri" w:cs="Calibri"/>
+          <w:lang w:eastAsia="en-GB"/>
+        </w:rPr>
+      </w:pPr>
+    </w:p>
+    <w:p>
+      <w:pPr>
+        <w:rPr>
+          <w:rFonts w:ascii="Calibri" w:hAnsi="Calibri" w:cs="Calibri"/>
+          <w:lang w:eastAsia="en-GB"/>
+        </w:rPr>
+      </w:pPr>
+    </w:p>
+    <w:p>
+      <w:pPr>
+        <w:pStyle w:val="Heading1"/>
         <w:rPr>
           <w:rFonts w:ascii="Calibri" w:eastAsia="Times New Roman" w:hAnsi="Calibri" w:cs="Calibri"/>
           <w:lang w:eastAsia="en-GB"/>
         </w:rPr>
       </w:pPr>
-      <w:bookmarkStart w:id="1" w:name="_Toc226496062"/>
+      <w:bookmarkStart w:id="2" w:name="_Toc226852553"/>
       <w:r>
         <w:rPr>
           <w:rFonts w:ascii="Calibri" w:eastAsia="Times New Roman" w:hAnsi="Calibri" w:cs="Calibri"/>
           <w:lang w:eastAsia="en-GB"/>
         </w:rPr>
-        <w:lastRenderedPageBreak/>
         <w:t>Introduction</w:t>
       </w:r>
-      <w:bookmarkEnd w:id="1"/>
+      <w:bookmarkEnd w:id="2"/>
     </w:p>
     <w:p>
       <w:pPr>
@@ -4141,7 +4520,7 @@
           <w:lang w:eastAsia="en-GB"/>
         </w:rPr>
       </w:pPr>
-      <w:bookmarkStart w:id="2" w:name="_Toc226496063"/>
+      <w:bookmarkStart w:id="3" w:name="_Toc226852554"/>
       <w:r>
         <w:rPr>
           <w:rFonts w:ascii="Calibri" w:eastAsia="Times New Roman" w:hAnsi="Calibri" w:cs="Calibri"/>
@@ -4149,7 +4528,7 @@
         </w:rPr>
         <w:t>Country Overview</w:t>
       </w:r>
-      <w:bookmarkEnd w:id="2"/>
+      <w:bookmarkEnd w:id="3"/>
     </w:p>
     <w:p>
       <w:pPr>
@@ -4232,7 +4611,7 @@
           <w:lang w:eastAsia="en-GB"/>
         </w:rPr>
       </w:pPr>
-      <w:bookmarkStart w:id="3" w:name="_Toc226496064"/>
+      <w:bookmarkStart w:id="4" w:name="_Toc226852555"/>
       <w:r>
         <w:rPr>
           <w:rFonts w:ascii="Calibri" w:eastAsia="Times New Roman" w:hAnsi="Calibri" w:cs="Calibri"/>
@@ -4240,7 +4619,7 @@
         </w:rPr>
         <w:t>Data Set</w:t>
       </w:r>
-      <w:bookmarkEnd w:id="3"/>
+      <w:bookmarkEnd w:id="4"/>
     </w:p>
     <w:p>
       <w:pPr>
@@ -4278,18 +4657,31 @@
         <w:pStyle w:val="Heading2"/>
         <w:rPr>
           <w:rFonts w:ascii="Calibri" w:eastAsia="Times New Roman" w:hAnsi="Calibri" w:cs="Calibri"/>
-          <w:lang w:eastAsia="en-GB"/>
-        </w:rPr>
-      </w:pPr>
-      <w:bookmarkStart w:id="4" w:name="_Toc226496065"/>
+          <w:b/>
+          <w:bCs/>
+          <w:lang w:eastAsia="en-GB"/>
+        </w:rPr>
+      </w:pPr>
+      <w:bookmarkStart w:id="5" w:name="_Toc226852556"/>
       <w:r>
         <w:rPr>
           <w:rFonts w:ascii="Calibri" w:eastAsia="Times New Roman" w:hAnsi="Calibri" w:cs="Calibri"/>
+          <w:b/>
+          <w:bCs/>
           <w:lang w:eastAsia="en-GB"/>
         </w:rPr>
         <w:t>Data Sources</w:t>
       </w:r>
-      <w:bookmarkEnd w:id="4"/>
+      <w:r>
+        <w:rPr>
+          <w:rFonts w:ascii="Calibri" w:eastAsia="Times New Roman" w:hAnsi="Calibri" w:cs="Calibri"/>
+          <w:b/>
+          <w:bCs/>
+          <w:lang w:eastAsia="en-GB"/>
+        </w:rPr>
+        <w:t xml:space="preserve"> and Data Filtering</w:t>
+      </w:r>
+      <w:bookmarkEnd w:id="5"/>
     </w:p>
     <w:p>
       <w:pPr>
@@ -4421,18 +4813,23 @@
         <w:pStyle w:val="Heading3"/>
         <w:rPr>
           <w:rFonts w:ascii="Calibri" w:eastAsiaTheme="minorHAnsi" w:hAnsi="Calibri" w:cs="Calibri"/>
-          <w:lang w:eastAsia="en-GB"/>
-        </w:rPr>
-      </w:pPr>
-      <w:bookmarkStart w:id="5" w:name="_Toc226496066"/>
+          <w:b/>
+          <w:bCs/>
+          <w:lang w:eastAsia="en-GB"/>
+        </w:rPr>
+      </w:pPr>
+      <w:bookmarkStart w:id="6" w:name="_Toc226852557"/>
       <w:r>
         <w:rPr>
           <w:rFonts w:ascii="Calibri" w:eastAsiaTheme="minorHAnsi" w:hAnsi="Calibri" w:cs="Calibri"/>
-          <w:lang w:eastAsia="en-GB"/>
-        </w:rPr>
+          <w:b/>
+          <w:bCs/>
+          <w:lang w:eastAsia="en-GB"/>
+        </w:rPr>
+        <w:lastRenderedPageBreak/>
         <w:t>GDP Growth</w:t>
       </w:r>
-      <w:bookmarkEnd w:id="5"/>
+      <w:bookmarkEnd w:id="6"/>
     </w:p>
     <w:p>
       <w:pPr>
@@ -4448,15 +4845,7 @@
           <w:rFonts w:ascii="Calibri" w:hAnsi="Calibri" w:cs="Calibri"/>
           <w:lang w:eastAsia="en-GB"/>
         </w:rPr>
-        <w:t xml:space="preserve">This dataset provides annual GDP growth rates expressed as a percentage change from the previous year, covering all World Bank member countries and regional aggregates. For this </w:t>
-      </w:r>
-      <w:r>
-        <w:rPr>
-          <w:rFonts w:ascii="Calibri" w:hAnsi="Calibri" w:cs="Calibri"/>
-          <w:lang w:eastAsia="en-GB"/>
-        </w:rPr>
-        <w:lastRenderedPageBreak/>
-        <w:t xml:space="preserve">dashboard, data was filtered for </w:t>
+        <w:t xml:space="preserve">This dataset provides annual GDP growth rates expressed as a percentage change from the previous year, covering all World Bank member countries and regional aggregates. For this dashboard, data was filtered for </w:t>
       </w:r>
       <w:r>
         <w:rPr>
@@ -4492,18 +4881,22 @@
         <w:pStyle w:val="Heading3"/>
         <w:rPr>
           <w:rFonts w:ascii="Calibri" w:eastAsiaTheme="minorHAnsi" w:hAnsi="Calibri" w:cs="Calibri"/>
-          <w:lang w:eastAsia="en-GB"/>
-        </w:rPr>
-      </w:pPr>
-      <w:bookmarkStart w:id="6" w:name="_Toc226496067"/>
+          <w:b/>
+          <w:bCs/>
+          <w:lang w:eastAsia="en-GB"/>
+        </w:rPr>
+      </w:pPr>
+      <w:bookmarkStart w:id="7" w:name="_Toc226852558"/>
       <w:r>
         <w:rPr>
           <w:rFonts w:ascii="Calibri" w:eastAsiaTheme="minorHAnsi" w:hAnsi="Calibri" w:cs="Calibri"/>
+          <w:b/>
+          <w:bCs/>
           <w:lang w:eastAsia="en-GB"/>
         </w:rPr>
         <w:t>Exports and Imports</w:t>
       </w:r>
-      <w:bookmarkEnd w:id="6"/>
+      <w:bookmarkEnd w:id="7"/>
     </w:p>
     <w:p>
       <w:pPr>
@@ -4527,18 +4920,22 @@
         <w:pStyle w:val="Heading3"/>
         <w:rPr>
           <w:rFonts w:ascii="Calibri" w:eastAsiaTheme="minorHAnsi" w:hAnsi="Calibri" w:cs="Calibri"/>
-          <w:lang w:eastAsia="en-GB"/>
-        </w:rPr>
-      </w:pPr>
-      <w:bookmarkStart w:id="7" w:name="_Toc226496068"/>
+          <w:b/>
+          <w:bCs/>
+          <w:lang w:eastAsia="en-GB"/>
+        </w:rPr>
+      </w:pPr>
+      <w:bookmarkStart w:id="8" w:name="_Toc226852559"/>
       <w:r>
         <w:rPr>
           <w:rFonts w:ascii="Calibri" w:eastAsiaTheme="minorHAnsi" w:hAnsi="Calibri" w:cs="Calibri"/>
+          <w:b/>
+          <w:bCs/>
           <w:lang w:eastAsia="en-GB"/>
         </w:rPr>
         <w:t>Trade Balance</w:t>
       </w:r>
-      <w:bookmarkEnd w:id="7"/>
+      <w:bookmarkEnd w:id="8"/>
     </w:p>
     <w:p>
       <w:pPr>
@@ -4562,18 +4959,22 @@
         <w:pStyle w:val="Heading3"/>
         <w:rPr>
           <w:rFonts w:ascii="Calibri" w:eastAsiaTheme="minorHAnsi" w:hAnsi="Calibri" w:cs="Calibri"/>
-          <w:lang w:eastAsia="en-GB"/>
-        </w:rPr>
-      </w:pPr>
-      <w:bookmarkStart w:id="8" w:name="_Toc226496069"/>
+          <w:b/>
+          <w:bCs/>
+          <w:lang w:eastAsia="en-GB"/>
+        </w:rPr>
+      </w:pPr>
+      <w:bookmarkStart w:id="9" w:name="_Toc226852560"/>
       <w:r>
         <w:rPr>
           <w:rFonts w:ascii="Calibri" w:eastAsiaTheme="minorHAnsi" w:hAnsi="Calibri" w:cs="Calibri"/>
+          <w:b/>
+          <w:bCs/>
           <w:lang w:eastAsia="en-GB"/>
         </w:rPr>
         <w:t>Youth Unemployment</w:t>
       </w:r>
-      <w:bookmarkEnd w:id="8"/>
+      <w:bookmarkEnd w:id="9"/>
     </w:p>
     <w:p>
       <w:pPr>
@@ -4625,18 +5026,22 @@
         <w:pStyle w:val="Heading3"/>
         <w:rPr>
           <w:rFonts w:ascii="Calibri" w:eastAsiaTheme="minorHAnsi" w:hAnsi="Calibri" w:cs="Calibri"/>
-          <w:lang w:eastAsia="en-GB"/>
-        </w:rPr>
-      </w:pPr>
-      <w:bookmarkStart w:id="9" w:name="_Toc226496070"/>
+          <w:b/>
+          <w:bCs/>
+          <w:lang w:eastAsia="en-GB"/>
+        </w:rPr>
+      </w:pPr>
+      <w:bookmarkStart w:id="10" w:name="_Toc226852561"/>
       <w:r>
         <w:rPr>
           <w:rFonts w:ascii="Calibri" w:eastAsiaTheme="minorHAnsi" w:hAnsi="Calibri" w:cs="Calibri"/>
+          <w:b/>
+          <w:bCs/>
           <w:lang w:eastAsia="en-GB"/>
         </w:rPr>
         <w:t>Inflation Rate</w:t>
       </w:r>
-      <w:bookmarkEnd w:id="9"/>
+      <w:bookmarkEnd w:id="10"/>
     </w:p>
     <w:p>
       <w:pPr>
@@ -4673,11 +5078,561 @@
       <w:pPr>
         <w:pStyle w:val="Heading2"/>
         <w:rPr>
+          <w:lang w:eastAsia="en-GB"/>
+        </w:rPr>
+      </w:pPr>
+      <w:bookmarkStart w:id="11" w:name="_Toc226852562"/>
+      <w:r>
+        <w:rPr>
+          <w:lang w:eastAsia="en-GB"/>
+        </w:rPr>
+        <w:t>Indicator Selection</w:t>
+      </w:r>
+      <w:bookmarkEnd w:id="11"/>
+    </w:p>
+    <w:p>
+      <w:pPr>
+        <w:pStyle w:val="Heading3"/>
+        <w:rPr>
+          <w:b/>
+          <w:bCs/>
+          <w:lang w:eastAsia="en-GB"/>
+        </w:rPr>
+      </w:pPr>
+      <w:bookmarkStart w:id="12" w:name="_Toc226852563"/>
+      <w:r>
+        <w:rPr>
+          <w:b/>
+          <w:bCs/>
+          <w:lang w:eastAsia="en-GB"/>
+        </w:rPr>
+        <w:t>Table1. Indicators used in the Dashboard</w:t>
+      </w:r>
+      <w:bookmarkEnd w:id="12"/>
+    </w:p>
+    <w:tbl>
+      <w:tblPr>
+        <w:tblStyle w:val="TableGrid"/>
+        <w:tblW w:w="0" w:type="auto"/>
+        <w:tblLook w:val="04A0" w:firstRow="1" w:lastRow="0" w:firstColumn="1" w:lastColumn="0" w:noHBand="0" w:noVBand="1"/>
+      </w:tblPr>
+      <w:tblGrid>
+        <w:gridCol w:w="3005"/>
+        <w:gridCol w:w="1952"/>
+        <w:gridCol w:w="4059"/>
+      </w:tblGrid>
+      <w:tr>
+        <w:trPr>
+          <w:trHeight w:val="509"/>
+        </w:trPr>
+        <w:tc>
+          <w:tcPr>
+            <w:tcW w:w="3005" w:type="dxa"/>
+          </w:tcPr>
+          <w:p>
+            <w:pPr>
+              <w:rPr>
+                <w:b/>
+                <w:bCs/>
+                <w:lang w:eastAsia="en-GB"/>
+              </w:rPr>
+            </w:pPr>
+            <w:r>
+              <w:rPr>
+                <w:b/>
+                <w:bCs/>
+                <w:lang w:eastAsia="en-GB"/>
+              </w:rPr>
+              <w:t>Indicator</w:t>
+            </w:r>
+          </w:p>
+        </w:tc>
+        <w:tc>
+          <w:tcPr>
+            <w:tcW w:w="1952" w:type="dxa"/>
+          </w:tcPr>
+          <w:p>
+            <w:pPr>
+              <w:rPr>
+                <w:b/>
+                <w:bCs/>
+                <w:lang w:eastAsia="en-GB"/>
+              </w:rPr>
+            </w:pPr>
+            <w:r>
+              <w:rPr>
+                <w:b/>
+                <w:bCs/>
+                <w:lang w:eastAsia="en-GB"/>
+              </w:rPr>
+              <w:t>Unit</w:t>
+            </w:r>
+          </w:p>
+        </w:tc>
+        <w:tc>
+          <w:tcPr>
+            <w:tcW w:w="4059" w:type="dxa"/>
+          </w:tcPr>
+          <w:p>
+            <w:pPr>
+              <w:rPr>
+                <w:b/>
+                <w:bCs/>
+                <w:lang w:eastAsia="en-GB"/>
+              </w:rPr>
+            </w:pPr>
+            <w:r>
+              <w:rPr>
+                <w:b/>
+                <w:bCs/>
+                <w:lang w:eastAsia="en-GB"/>
+              </w:rPr>
+              <w:t>Dashboard Use</w:t>
+            </w:r>
+          </w:p>
+        </w:tc>
+      </w:tr>
+      <w:tr>
+        <w:trPr>
+          <w:trHeight w:val="499"/>
+        </w:trPr>
+        <w:tc>
+          <w:tcPr>
+            <w:tcW w:w="3005" w:type="dxa"/>
+          </w:tcPr>
+          <w:p>
+            <w:pPr>
+              <w:rPr>
+                <w:lang w:eastAsia="en-GB"/>
+              </w:rPr>
+            </w:pPr>
+            <w:r>
+              <w:rPr>
+                <w:lang w:eastAsia="en-GB"/>
+              </w:rPr>
+              <w:t>GDP growth rate</w:t>
+            </w:r>
+          </w:p>
+        </w:tc>
+        <w:tc>
+          <w:tcPr>
+            <w:tcW w:w="1952" w:type="dxa"/>
+          </w:tcPr>
+          <w:p>
+            <w:pPr>
+              <w:rPr>
+                <w:lang w:eastAsia="en-GB"/>
+              </w:rPr>
+            </w:pPr>
+            <w:r>
+              <w:rPr>
+                <w:lang w:eastAsia="en-GB"/>
+              </w:rPr>
+              <w:t>Annual%</w:t>
+            </w:r>
+          </w:p>
+        </w:tc>
+        <w:tc>
+          <w:tcPr>
+            <w:tcW w:w="4059" w:type="dxa"/>
+          </w:tcPr>
+          <w:p>
+            <w:pPr>
+              <w:rPr>
+                <w:lang w:eastAsia="en-GB"/>
+              </w:rPr>
+            </w:pPr>
+            <w:r>
+              <w:rPr>
+                <w:lang w:eastAsia="en-GB"/>
+              </w:rPr>
+              <w:t>KPI cards, GDP growth line chart, overvie</w:t>
+            </w:r>
+            <w:r>
+              <w:rPr>
+                <w:lang w:eastAsia="en-GB"/>
+              </w:rPr>
+              <w:t>w chart</w:t>
+            </w:r>
+          </w:p>
+        </w:tc>
+      </w:tr>
+      <w:tr>
+        <w:trPr>
+          <w:trHeight w:val="475"/>
+        </w:trPr>
+        <w:tc>
+          <w:tcPr>
+            <w:tcW w:w="3005" w:type="dxa"/>
+          </w:tcPr>
+          <w:p>
+            <w:pPr>
+              <w:rPr>
+                <w:lang w:eastAsia="en-GB"/>
+              </w:rPr>
+            </w:pPr>
+            <w:r>
+              <w:rPr>
+                <w:lang w:eastAsia="en-GB"/>
+              </w:rPr>
+              <w:t>Exports</w:t>
+            </w:r>
+          </w:p>
+        </w:tc>
+        <w:tc>
+          <w:tcPr>
+            <w:tcW w:w="1952" w:type="dxa"/>
+          </w:tcPr>
+          <w:p>
+            <w:pPr>
+              <w:rPr>
+                <w:lang w:eastAsia="en-GB"/>
+              </w:rPr>
+            </w:pPr>
+            <w:r>
+              <w:rPr>
+                <w:lang w:eastAsia="en-GB"/>
+              </w:rPr>
+              <w:t>% of GDP</w:t>
+            </w:r>
+          </w:p>
+        </w:tc>
+        <w:tc>
+          <w:tcPr>
+            <w:tcW w:w="4059" w:type="dxa"/>
+          </w:tcPr>
+          <w:p>
+            <w:pPr>
+              <w:rPr>
+                <w:lang w:eastAsia="en-GB"/>
+              </w:rPr>
+            </w:pPr>
+            <w:r>
+              <w:rPr>
+                <w:lang w:eastAsia="en-GB"/>
+              </w:rPr>
+              <w:t>KPI cards, grouped trade chart, overview chart</w:t>
+            </w:r>
+          </w:p>
+        </w:tc>
+      </w:tr>
+      <w:tr>
+        <w:trPr>
+          <w:trHeight w:val="748"/>
+        </w:trPr>
+        <w:tc>
+          <w:tcPr>
+            <w:tcW w:w="3005" w:type="dxa"/>
+          </w:tcPr>
+          <w:p>
+            <w:pPr>
+              <w:rPr>
+                <w:lang w:eastAsia="en-GB"/>
+              </w:rPr>
+            </w:pPr>
+            <w:r>
+              <w:rPr>
+                <w:lang w:eastAsia="en-GB"/>
+              </w:rPr>
+              <w:lastRenderedPageBreak/>
+              <w:t>Imports</w:t>
+            </w:r>
+          </w:p>
+        </w:tc>
+        <w:tc>
+          <w:tcPr>
+            <w:tcW w:w="1952" w:type="dxa"/>
+          </w:tcPr>
+          <w:p>
+            <w:pPr>
+              <w:rPr>
+                <w:lang w:eastAsia="en-GB"/>
+              </w:rPr>
+            </w:pPr>
+            <w:r>
+              <w:rPr>
+                <w:lang w:eastAsia="en-GB"/>
+              </w:rPr>
+              <w:t>% of GDP</w:t>
+            </w:r>
+          </w:p>
+        </w:tc>
+        <w:tc>
+          <w:tcPr>
+            <w:tcW w:w="4059" w:type="dxa"/>
+          </w:tcPr>
+          <w:p>
+            <w:pPr>
+              <w:rPr>
+                <w:lang w:eastAsia="en-GB"/>
+              </w:rPr>
+            </w:pPr>
+            <w:r>
+              <w:rPr>
+                <w:lang w:eastAsia="en-GB"/>
+              </w:rPr>
+              <w:t>KPI cards, grouped trade chart, overview chart</w:t>
+            </w:r>
+          </w:p>
+        </w:tc>
+      </w:tr>
+      <w:tr>
+        <w:trPr>
+          <w:trHeight w:val="724"/>
+        </w:trPr>
+        <w:tc>
+          <w:tcPr>
+            <w:tcW w:w="3005" w:type="dxa"/>
+          </w:tcPr>
+          <w:p>
+            <w:pPr>
+              <w:rPr>
+                <w:lang w:eastAsia="en-GB"/>
+              </w:rPr>
+            </w:pPr>
+            <w:r>
+              <w:rPr>
+                <w:lang w:eastAsia="en-GB"/>
+              </w:rPr>
+              <w:t xml:space="preserve">Trade Balance </w:t>
+            </w:r>
+          </w:p>
+        </w:tc>
+        <w:tc>
+          <w:tcPr>
+            <w:tcW w:w="1952" w:type="dxa"/>
+          </w:tcPr>
+          <w:p>
+            <w:pPr>
+              <w:rPr>
+                <w:lang w:eastAsia="en-GB"/>
+              </w:rPr>
+            </w:pPr>
+            <w:r>
+              <w:rPr>
+                <w:lang w:eastAsia="en-GB"/>
+              </w:rPr>
+              <w:t>% of GDP</w:t>
+            </w:r>
+          </w:p>
+        </w:tc>
+        <w:tc>
+          <w:tcPr>
+            <w:tcW w:w="4059" w:type="dxa"/>
+          </w:tcPr>
+          <w:p>
+            <w:pPr>
+              <w:rPr>
+                <w:lang w:eastAsia="en-GB"/>
+              </w:rPr>
+            </w:pPr>
+            <w:r>
+              <w:rPr>
+                <w:lang w:eastAsia="en-GB"/>
+              </w:rPr>
+              <w:t>KPI cards, trade balance area chart, overview chart</w:t>
+            </w:r>
+          </w:p>
+        </w:tc>
+      </w:tr>
+      <w:tr>
+        <w:trPr>
+          <w:trHeight w:val="699"/>
+        </w:trPr>
+        <w:tc>
+          <w:tcPr>
+            <w:tcW w:w="3005" w:type="dxa"/>
+          </w:tcPr>
+          <w:p>
+            <w:pPr>
+              <w:rPr>
+                <w:lang w:eastAsia="en-GB"/>
+              </w:rPr>
+            </w:pPr>
+            <w:r>
+              <w:rPr>
+                <w:lang w:eastAsia="en-GB"/>
+              </w:rPr>
+              <w:t>Youth unemployment by gender</w:t>
+            </w:r>
+          </w:p>
+        </w:tc>
+        <w:tc>
+          <w:tcPr>
+            <w:tcW w:w="1952" w:type="dxa"/>
+          </w:tcPr>
+          <w:p>
+            <w:pPr>
+              <w:rPr>
+                <w:lang w:eastAsia="en-GB"/>
+              </w:rPr>
+            </w:pPr>
+            <w:r>
+              <w:rPr>
+                <w:lang w:eastAsia="en-GB"/>
+              </w:rPr>
+              <w:t>%</w:t>
+            </w:r>
+          </w:p>
+        </w:tc>
+        <w:tc>
+          <w:tcPr>
+            <w:tcW w:w="4059" w:type="dxa"/>
+          </w:tcPr>
+          <w:p>
+            <w:pPr>
+              <w:rPr>
+                <w:lang w:eastAsia="en-GB"/>
+              </w:rPr>
+            </w:pPr>
+            <w:r>
+              <w:rPr>
+                <w:lang w:eastAsia="en-GB"/>
+              </w:rPr>
+              <w:t>KPI cards, unemployment line chart, overview chart</w:t>
+            </w:r>
+          </w:p>
+        </w:tc>
+      </w:tr>
+      <w:tr>
+        <w:trPr>
+          <w:trHeight w:val="697"/>
+        </w:trPr>
+        <w:tc>
+          <w:tcPr>
+            <w:tcW w:w="3005" w:type="dxa"/>
+          </w:tcPr>
+          <w:p>
+            <w:pPr>
+              <w:rPr>
+                <w:lang w:eastAsia="en-GB"/>
+              </w:rPr>
+            </w:pPr>
+            <w:r>
+              <w:rPr>
+                <w:lang w:eastAsia="en-GB"/>
+              </w:rPr>
+              <w:t>Inflation rate</w:t>
+            </w:r>
+          </w:p>
+        </w:tc>
+        <w:tc>
+          <w:tcPr>
+            <w:tcW w:w="1952" w:type="dxa"/>
+          </w:tcPr>
+          <w:p>
+            <w:pPr>
+              <w:rPr>
+                <w:lang w:eastAsia="en-GB"/>
+              </w:rPr>
+            </w:pPr>
+            <w:r>
+              <w:rPr>
+                <w:lang w:eastAsia="en-GB"/>
+              </w:rPr>
+              <w:t>Annual %</w:t>
+            </w:r>
+          </w:p>
+        </w:tc>
+        <w:tc>
+          <w:tcPr>
+            <w:tcW w:w="4059" w:type="dxa"/>
+          </w:tcPr>
+          <w:p>
+            <w:pPr>
+              <w:rPr>
+                <w:lang w:eastAsia="en-GB"/>
+              </w:rPr>
+            </w:pPr>
+            <w:r>
+              <w:rPr>
+                <w:lang w:eastAsia="en-GB"/>
+              </w:rPr>
+              <w:t>KPI cards, Inflation line chart, overview chart</w:t>
+            </w:r>
+          </w:p>
+        </w:tc>
+      </w:tr>
+    </w:tbl>
+    <w:p>
+      <w:pPr>
+        <w:pStyle w:val="Caption"/>
+        <w:jc w:val="center"/>
+        <w:rPr>
+          <w:sz w:val="24"/>
+          <w:szCs w:val="24"/>
+          <w:lang w:eastAsia="en-GB"/>
+        </w:rPr>
+      </w:pPr>
+      <w:bookmarkStart w:id="13" w:name="_Toc226852415"/>
+      <w:r>
+        <w:rPr>
+          <w:sz w:val="24"/>
+          <w:szCs w:val="24"/>
+        </w:rPr>
+        <w:t xml:space="preserve">Table </w:t>
+      </w:r>
+      <w:r>
+        <w:rPr>
+          <w:sz w:val="24"/>
+          <w:szCs w:val="24"/>
+        </w:rPr>
+        <w:fldChar w:fldCharType="begin"/>
+      </w:r>
+      <w:r>
+        <w:rPr>
+          <w:sz w:val="24"/>
+          <w:szCs w:val="24"/>
+        </w:rPr>
+        <w:instrText xml:space="preserve"> SEQ Table \* ARABIC </w:instrText>
+      </w:r>
+      <w:r>
+        <w:rPr>
+          <w:sz w:val="24"/>
+          <w:szCs w:val="24"/>
+        </w:rPr>
+        <w:fldChar w:fldCharType="separate"/>
+      </w:r>
+      <w:r>
+        <w:rPr>
+          <w:noProof/>
+          <w:sz w:val="24"/>
+          <w:szCs w:val="24"/>
+        </w:rPr>
+        <w:t>1</w:t>
+      </w:r>
+      <w:r>
+        <w:rPr>
+          <w:sz w:val="24"/>
+          <w:szCs w:val="24"/>
+        </w:rPr>
+        <w:fldChar w:fldCharType="end"/>
+      </w:r>
+      <w:r>
+        <w:rPr>
+          <w:sz w:val="24"/>
+          <w:szCs w:val="24"/>
+        </w:rPr>
+        <w:t xml:space="preserve"> Indicators used in Dashboard</w:t>
+      </w:r>
+      <w:bookmarkEnd w:id="13"/>
+    </w:p>
+    <w:p>
+      <w:pPr>
+        <w:rPr>
+          <w:lang w:eastAsia="en-GB"/>
+        </w:rPr>
+      </w:pPr>
+    </w:p>
+    <w:p>
+      <w:pPr>
+        <w:pStyle w:val="Heading2"/>
+        <w:rPr>
           <w:rFonts w:ascii="Calibri" w:eastAsia="Times New Roman" w:hAnsi="Calibri" w:cs="Calibri"/>
           <w:lang w:eastAsia="en-GB"/>
         </w:rPr>
       </w:pPr>
-      <w:bookmarkStart w:id="10" w:name="_Toc226496071"/>
+      <w:bookmarkStart w:id="14" w:name="_Toc226852564"/>
       <w:r>
         <w:rPr>
           <w:rFonts w:ascii="Calibri" w:eastAsia="Times New Roman" w:hAnsi="Calibri" w:cs="Calibri"/>
@@ -4685,7 +5640,7 @@
         </w:rPr>
         <w:t>Interesting Attributes</w:t>
       </w:r>
-      <w:bookmarkEnd w:id="10"/>
+      <w:bookmarkEnd w:id="14"/>
     </w:p>
     <w:p>
       <w:pPr>
@@ -4867,7 +5822,6 @@
           <w:bCs/>
           <w:lang w:eastAsia="en-GB"/>
         </w:rPr>
-        <w:lastRenderedPageBreak/>
         <w:t>Inflation:</w:t>
       </w:r>
       <w:r>
@@ -4927,7 +5881,7 @@
           <w:lang w:eastAsia="en-GB"/>
         </w:rPr>
       </w:pPr>
-      <w:bookmarkStart w:id="11" w:name="_Toc226496072"/>
+      <w:bookmarkStart w:id="15" w:name="_Toc226852565"/>
       <w:r>
         <w:rPr>
           <w:rFonts w:ascii="Calibri" w:eastAsia="Times New Roman" w:hAnsi="Calibri" w:cs="Calibri"/>
@@ -4935,7 +5889,7 @@
         </w:rPr>
         <w:t>Visualisations and Analysis</w:t>
       </w:r>
-      <w:bookmarkEnd w:id="11"/>
+      <w:bookmarkEnd w:id="15"/>
     </w:p>
     <w:p>
       <w:pPr>
@@ -4976,12 +5930,13 @@
           <w:lang w:eastAsia="en-GB"/>
         </w:rPr>
       </w:pPr>
-      <w:bookmarkStart w:id="12" w:name="_Toc226496073"/>
+      <w:bookmarkStart w:id="16" w:name="_Toc226852566"/>
       <w:r>
         <w:rPr>
           <w:rFonts w:ascii="Calibri" w:eastAsia="Times New Roman" w:hAnsi="Calibri" w:cs="Calibri"/>
           <w:lang w:eastAsia="en-GB"/>
         </w:rPr>
+        <w:lastRenderedPageBreak/>
         <w:t xml:space="preserve">KPI </w:t>
       </w:r>
       <w:r>
@@ -4991,7 +5946,7 @@
         </w:rPr>
         <w:t>Overview</w:t>
       </w:r>
-      <w:bookmarkEnd w:id="12"/>
+      <w:bookmarkEnd w:id="16"/>
     </w:p>
     <w:p>
       <w:pPr>
@@ -5084,6 +6039,7 @@
       <w:r>
         <w:rPr>
           <w:rFonts w:ascii="Calibri" w:hAnsi="Calibri" w:cs="Calibri"/>
+          <w:noProof/>
         </w:rPr>
         <w:drawing>
           <wp:inline distT="0" distB="0" distL="0" distR="0" wp14:anchorId="3912AFFF" wp14:editId="03F01F9C">
@@ -5131,35 +6087,25 @@
           <w:lang w:eastAsia="en-GB"/>
         </w:rPr>
       </w:pPr>
-      <w:bookmarkStart w:id="13" w:name="_Toc226495784"/>
+      <w:bookmarkStart w:id="17" w:name="_Toc226495784"/>
       <w:r>
         <w:t xml:space="preserve">Figure </w:t>
       </w:r>
-      <w:r>
-        <w:fldChar w:fldCharType="begin"/>
-      </w:r>
-      <w:r>
-        <w:instrText xml:space="preserve"> SEQ Figure \* ARABIC </w:instrText>
-      </w:r>
-      <w:r>
-        <w:fldChar w:fldCharType="separate"/>
-      </w:r>
-      <w:r>
-        <w:rPr>
-          <w:noProof/>
-        </w:rPr>
-        <w:t>1</w:t>
-      </w:r>
-      <w:r>
-        <w:fldChar w:fldCharType="end"/>
-      </w:r>
+      <w:fldSimple w:instr=" SEQ Figure \* ARABIC ">
+        <w:r>
+          <w:rPr>
+            <w:noProof/>
+          </w:rPr>
+          <w:t>1</w:t>
+        </w:r>
+      </w:fldSimple>
       <w:r>
         <w:t xml:space="preserve">. </w:t>
       </w:r>
       <w:r>
         <w:t>Overview page of the Dashboard</w:t>
       </w:r>
-      <w:bookmarkEnd w:id="13"/>
+      <w:bookmarkEnd w:id="17"/>
     </w:p>
     <w:p>
       <w:pPr>
@@ -5169,7 +6115,7 @@
           <w:lang w:eastAsia="en-GB"/>
         </w:rPr>
       </w:pPr>
-      <w:bookmarkStart w:id="14" w:name="_Toc226496074"/>
+      <w:bookmarkStart w:id="18" w:name="_Toc226852567"/>
       <w:r>
         <w:rPr>
           <w:rFonts w:ascii="Calibri" w:eastAsia="Times New Roman" w:hAnsi="Calibri" w:cs="Calibri"/>
@@ -5177,7 +6123,7 @@
         </w:rPr>
         <w:t>GDP Growth Rate</w:t>
       </w:r>
-      <w:bookmarkEnd w:id="14"/>
+      <w:bookmarkEnd w:id="18"/>
     </w:p>
     <w:p>
       <w:pPr>
@@ -5249,15 +6195,7 @@
           <w:rFonts w:ascii="Calibri" w:hAnsi="Calibri" w:cs="Calibri"/>
           <w:lang w:eastAsia="en-GB"/>
         </w:rPr>
-        <w:t xml:space="preserve">'s boom-and-bust growth pattern, with notable peaks during the post-2001 recovery and the 2010–2011 period, and sharp troughs during the 2009 global financial crisis and the 2018 currency </w:t>
-      </w:r>
-      <w:r>
-        <w:rPr>
-          <w:rFonts w:ascii="Calibri" w:hAnsi="Calibri" w:cs="Calibri"/>
-          <w:lang w:eastAsia="en-GB"/>
-        </w:rPr>
-        <w:lastRenderedPageBreak/>
-        <w:t xml:space="preserve">crisis. The world average line provides a stable reference, highlighting how frequently and dramatically </w:t>
+        <w:t xml:space="preserve">'s boom-and-bust growth pattern, with notable peaks during the post-2001 recovery and the 2010–2011 period, and sharp troughs during the 2009 global financial crisis and the 2018 currency crisis. The world average line provides a stable reference, highlighting how frequently and dramatically </w:t>
       </w:r>
       <w:r>
         <w:rPr>
@@ -5353,35 +6291,25 @@
           <w:rFonts w:ascii="Calibri" w:hAnsi="Calibri" w:cs="Calibri"/>
         </w:rPr>
       </w:pPr>
-      <w:bookmarkStart w:id="15" w:name="_Toc226495785"/>
+      <w:bookmarkStart w:id="19" w:name="_Toc226495785"/>
       <w:r>
         <w:t xml:space="preserve">Figure </w:t>
       </w:r>
-      <w:r>
-        <w:fldChar w:fldCharType="begin"/>
-      </w:r>
-      <w:r>
-        <w:instrText xml:space="preserve"> SEQ Figure \* ARABIC </w:instrText>
-      </w:r>
-      <w:r>
-        <w:fldChar w:fldCharType="separate"/>
-      </w:r>
-      <w:r>
-        <w:rPr>
-          <w:noProof/>
-        </w:rPr>
-        <w:t>2</w:t>
-      </w:r>
-      <w:r>
-        <w:fldChar w:fldCharType="end"/>
-      </w:r>
+      <w:fldSimple w:instr=" SEQ Figure \* ARABIC ">
+        <w:r>
+          <w:rPr>
+            <w:noProof/>
+          </w:rPr>
+          <w:t>2</w:t>
+        </w:r>
+      </w:fldSimple>
       <w:r>
         <w:t xml:space="preserve">. </w:t>
       </w:r>
       <w:r>
         <w:t>GDP Growth</w:t>
       </w:r>
-      <w:bookmarkEnd w:id="15"/>
+      <w:bookmarkEnd w:id="19"/>
     </w:p>
     <w:p>
       <w:pPr>
@@ -5391,15 +6319,16 @@
           <w:lang w:eastAsia="en-GB"/>
         </w:rPr>
       </w:pPr>
-      <w:bookmarkStart w:id="16" w:name="_Toc226496075"/>
+      <w:bookmarkStart w:id="20" w:name="_Toc226852568"/>
       <w:r>
         <w:rPr>
           <w:rFonts w:ascii="Calibri" w:eastAsia="Times New Roman" w:hAnsi="Calibri" w:cs="Calibri"/>
           <w:lang w:eastAsia="en-GB"/>
         </w:rPr>
+        <w:lastRenderedPageBreak/>
         <w:t>Exports and Imports</w:t>
       </w:r>
-      <w:bookmarkEnd w:id="16"/>
+      <w:bookmarkEnd w:id="20"/>
     </w:p>
     <w:p>
       <w:pPr>
@@ -5568,35 +6497,25 @@
           <w:lang w:eastAsia="en-GB"/>
         </w:rPr>
       </w:pPr>
-      <w:bookmarkStart w:id="17" w:name="_Toc226495786"/>
+      <w:bookmarkStart w:id="21" w:name="_Toc226495786"/>
       <w:r>
         <w:t xml:space="preserve">Figure </w:t>
       </w:r>
-      <w:r>
-        <w:fldChar w:fldCharType="begin"/>
-      </w:r>
-      <w:r>
-        <w:instrText xml:space="preserve"> SEQ Figure \* ARABIC </w:instrText>
-      </w:r>
-      <w:r>
-        <w:fldChar w:fldCharType="separate"/>
-      </w:r>
-      <w:r>
-        <w:rPr>
-          <w:noProof/>
-        </w:rPr>
-        <w:t>3</w:t>
-      </w:r>
-      <w:r>
-        <w:fldChar w:fldCharType="end"/>
-      </w:r>
+      <w:fldSimple w:instr=" SEQ Figure \* ARABIC ">
+        <w:r>
+          <w:rPr>
+            <w:noProof/>
+          </w:rPr>
+          <w:t>3</w:t>
+        </w:r>
+      </w:fldSimple>
       <w:r>
         <w:t xml:space="preserve">. </w:t>
       </w:r>
       <w:r>
         <w:t>Export and Import</w:t>
       </w:r>
-      <w:bookmarkEnd w:id="17"/>
+      <w:bookmarkEnd w:id="21"/>
     </w:p>
     <w:p>
       <w:pPr>
@@ -5606,16 +6525,15 @@
           <w:lang w:eastAsia="en-GB"/>
         </w:rPr>
       </w:pPr>
-      <w:bookmarkStart w:id="18" w:name="_Toc226496076"/>
+      <w:bookmarkStart w:id="22" w:name="_Toc226852569"/>
       <w:r>
         <w:rPr>
           <w:rFonts w:ascii="Calibri" w:eastAsia="Times New Roman" w:hAnsi="Calibri" w:cs="Calibri"/>
           <w:lang w:eastAsia="en-GB"/>
         </w:rPr>
-        <w:lastRenderedPageBreak/>
         <w:t>Trade Balance</w:t>
       </w:r>
-      <w:bookmarkEnd w:id="18"/>
+      <w:bookmarkEnd w:id="22"/>
     </w:p>
     <w:p>
       <w:pPr>
@@ -5695,6 +6613,7 @@
           <w:szCs w:val="20"/>
           <w:lang w:eastAsia="en-GB"/>
         </w:rPr>
+        <w:lastRenderedPageBreak/>
         <w:drawing>
           <wp:inline distT="0" distB="0" distL="0" distR="0" wp14:anchorId="0C465CFA" wp14:editId="298C42DD">
             <wp:extent cx="5378400" cy="3499200"/>
@@ -5747,35 +6666,25 @@
           <w:lang w:eastAsia="en-GB"/>
         </w:rPr>
       </w:pPr>
-      <w:bookmarkStart w:id="19" w:name="_Toc226495787"/>
+      <w:bookmarkStart w:id="23" w:name="_Toc226495787"/>
       <w:r>
         <w:t xml:space="preserve">Figure </w:t>
       </w:r>
-      <w:r>
-        <w:fldChar w:fldCharType="begin"/>
-      </w:r>
-      <w:r>
-        <w:instrText xml:space="preserve"> SEQ Figure \* ARABIC </w:instrText>
-      </w:r>
-      <w:r>
-        <w:fldChar w:fldCharType="separate"/>
-      </w:r>
-      <w:r>
-        <w:rPr>
-          <w:noProof/>
-        </w:rPr>
-        <w:t>4</w:t>
-      </w:r>
-      <w:r>
-        <w:fldChar w:fldCharType="end"/>
-      </w:r>
+      <w:fldSimple w:instr=" SEQ Figure \* ARABIC ">
+        <w:r>
+          <w:rPr>
+            <w:noProof/>
+          </w:rPr>
+          <w:t>4</w:t>
+        </w:r>
+      </w:fldSimple>
       <w:r>
         <w:t xml:space="preserve">. </w:t>
       </w:r>
       <w:r>
         <w:t>Trade Balance</w:t>
       </w:r>
-      <w:bookmarkEnd w:id="19"/>
+      <w:bookmarkEnd w:id="23"/>
     </w:p>
     <w:p>
       <w:pPr>
@@ -5785,7 +6694,7 @@
           <w:lang w:eastAsia="en-GB"/>
         </w:rPr>
       </w:pPr>
-      <w:bookmarkStart w:id="20" w:name="_Toc226496077"/>
+      <w:bookmarkStart w:id="24" w:name="_Toc226852570"/>
       <w:r>
         <w:rPr>
           <w:rFonts w:ascii="Calibri" w:eastAsia="Times New Roman" w:hAnsi="Calibri" w:cs="Calibri"/>
@@ -5793,7 +6702,7 @@
         </w:rPr>
         <w:t>Youth Unemployment by Gender</w:t>
       </w:r>
-      <w:bookmarkEnd w:id="20"/>
+      <w:bookmarkEnd w:id="24"/>
     </w:p>
     <w:p>
       <w:pPr>
@@ -5959,35 +6868,25 @@
           <w:lang w:eastAsia="en-GB"/>
         </w:rPr>
       </w:pPr>
-      <w:bookmarkStart w:id="21" w:name="_Toc226495788"/>
+      <w:bookmarkStart w:id="25" w:name="_Toc226495788"/>
       <w:r>
         <w:t xml:space="preserve">Figure </w:t>
       </w:r>
-      <w:r>
-        <w:fldChar w:fldCharType="begin"/>
-      </w:r>
-      <w:r>
-        <w:instrText xml:space="preserve"> SEQ Figure \* ARABIC </w:instrText>
-      </w:r>
-      <w:r>
-        <w:fldChar w:fldCharType="separate"/>
-      </w:r>
-      <w:r>
-        <w:rPr>
-          <w:noProof/>
-        </w:rPr>
-        <w:t>5</w:t>
-      </w:r>
-      <w:r>
-        <w:fldChar w:fldCharType="end"/>
-      </w:r>
+      <w:fldSimple w:instr=" SEQ Figure \* ARABIC ">
+        <w:r>
+          <w:rPr>
+            <w:noProof/>
+          </w:rPr>
+          <w:t>5</w:t>
+        </w:r>
+      </w:fldSimple>
       <w:r>
         <w:t xml:space="preserve">. </w:t>
       </w:r>
       <w:r>
         <w:t>Youth Unemployment by Gender</w:t>
       </w:r>
-      <w:bookmarkEnd w:id="21"/>
+      <w:bookmarkEnd w:id="25"/>
     </w:p>
     <w:p>
       <w:pPr>
@@ -5997,7 +6896,7 @@
           <w:lang w:eastAsia="en-GB"/>
         </w:rPr>
       </w:pPr>
-      <w:bookmarkStart w:id="22" w:name="_Toc226496078"/>
+      <w:bookmarkStart w:id="26" w:name="_Toc226852571"/>
       <w:r>
         <w:rPr>
           <w:rFonts w:ascii="Calibri" w:eastAsia="Times New Roman" w:hAnsi="Calibri" w:cs="Calibri"/>
@@ -6005,7 +6904,7 @@
         </w:rPr>
         <w:t>Inflation Rate</w:t>
       </w:r>
-      <w:bookmarkEnd w:id="22"/>
+      <w:bookmarkEnd w:id="26"/>
     </w:p>
     <w:p>
       <w:pPr>
@@ -6074,6 +6973,7 @@
       <w:r>
         <w:rPr>
           <w:rFonts w:ascii="Calibri" w:hAnsi="Calibri" w:cs="Calibri"/>
+          <w:noProof/>
         </w:rPr>
         <w:drawing>
           <wp:inline distT="0" distB="0" distL="0" distR="0" wp14:anchorId="061C32F4" wp14:editId="2E03E0F7">
@@ -6117,36 +7017,26 @@
         <w:pStyle w:val="Caption"/>
         <w:jc w:val="center"/>
       </w:pPr>
-      <w:bookmarkStart w:id="23" w:name="_Toc226473430"/>
-      <w:bookmarkStart w:id="24" w:name="_Toc226495789"/>
+      <w:bookmarkStart w:id="27" w:name="_Toc226495789"/>
+      <w:bookmarkStart w:id="28" w:name="_Toc226473430"/>
       <w:r>
         <w:t xml:space="preserve">Figure </w:t>
       </w:r>
-      <w:r>
-        <w:fldChar w:fldCharType="begin"/>
-      </w:r>
-      <w:r>
-        <w:instrText xml:space="preserve"> SEQ Figure \* ARABIC </w:instrText>
-      </w:r>
-      <w:r>
-        <w:fldChar w:fldCharType="separate"/>
-      </w:r>
-      <w:r>
-        <w:rPr>
-          <w:noProof/>
-        </w:rPr>
-        <w:t>6</w:t>
-      </w:r>
-      <w:r>
-        <w:fldChar w:fldCharType="end"/>
-      </w:r>
+      <w:fldSimple w:instr=" SEQ Figure \* ARABIC ">
+        <w:r>
+          <w:rPr>
+            <w:noProof/>
+          </w:rPr>
+          <w:t>6</w:t>
+        </w:r>
+      </w:fldSimple>
       <w:r>
         <w:t xml:space="preserve">. </w:t>
       </w:r>
       <w:r>
         <w:t>Inflation Rate</w:t>
       </w:r>
-      <w:bookmarkEnd w:id="24"/>
+      <w:bookmarkEnd w:id="27"/>
     </w:p>
     <w:p>
       <w:pPr>
@@ -6156,7 +7046,7 @@
           <w:lang w:eastAsia="en-GB"/>
         </w:rPr>
       </w:pPr>
-      <w:bookmarkStart w:id="25" w:name="_Toc226496079"/>
+      <w:bookmarkStart w:id="29" w:name="_Toc226852572"/>
       <w:r>
         <w:rPr>
           <w:rFonts w:ascii="Calibri" w:eastAsia="Times New Roman" w:hAnsi="Calibri" w:cs="Calibri"/>
@@ -6172,8 +7062,8 @@
         </w:rPr>
         <w:t xml:space="preserve"> Economic Indicators Overview:</w:t>
       </w:r>
-      <w:bookmarkEnd w:id="23"/>
-      <w:bookmarkEnd w:id="25"/>
+      <w:bookmarkEnd w:id="28"/>
+      <w:bookmarkEnd w:id="29"/>
     </w:p>
     <w:p>
       <w:pPr>
@@ -6217,14 +7107,7 @@
           <w:rFonts w:ascii="Calibri" w:hAnsi="Calibri" w:cs="Calibri"/>
           <w:lang w:eastAsia="en-GB"/>
         </w:rPr>
-        <w:t xml:space="preserve"> using </w:t>
-      </w:r>
-      <w:r>
-        <w:rPr>
-          <w:rFonts w:ascii="Calibri" w:hAnsi="Calibri" w:cs="Calibri"/>
-          <w:lang w:eastAsia="en-GB"/>
-        </w:rPr>
-        <w:t>horizontal bars</w:t>
+        <w:t xml:space="preserve"> using horizontal bars</w:t>
       </w:r>
       <w:r>
         <w:rPr>
@@ -6282,6 +7165,7 @@
       <w:r>
         <w:rPr>
           <w:rFonts w:ascii="Calibri" w:hAnsi="Calibri" w:cs="Calibri"/>
+          <w:noProof/>
         </w:rPr>
         <w:drawing>
           <wp:inline distT="0" distB="0" distL="0" distR="0" wp14:anchorId="5C83430A" wp14:editId="187E9E9E">
@@ -6328,35 +7212,25 @@
           <w:rFonts w:ascii="Calibri" w:hAnsi="Calibri" w:cs="Calibri"/>
         </w:rPr>
       </w:pPr>
-      <w:bookmarkStart w:id="26" w:name="_Toc226495790"/>
+      <w:bookmarkStart w:id="30" w:name="_Toc226495790"/>
       <w:r>
         <w:t xml:space="preserve">Figure </w:t>
       </w:r>
-      <w:r>
-        <w:fldChar w:fldCharType="begin"/>
-      </w:r>
-      <w:r>
-        <w:instrText xml:space="preserve"> SEQ Figure \* ARABIC </w:instrText>
-      </w:r>
-      <w:r>
-        <w:fldChar w:fldCharType="separate"/>
-      </w:r>
-      <w:r>
-        <w:rPr>
-          <w:noProof/>
-        </w:rPr>
-        <w:t>7</w:t>
-      </w:r>
-      <w:r>
-        <w:fldChar w:fldCharType="end"/>
-      </w:r>
+      <w:fldSimple w:instr=" SEQ Figure \* ARABIC ">
+        <w:r>
+          <w:rPr>
+            <w:noProof/>
+          </w:rPr>
+          <w:t>7</w:t>
+        </w:r>
+      </w:fldSimple>
       <w:r>
         <w:t xml:space="preserve">. </w:t>
       </w:r>
       <w:r>
         <w:t>Turkey Economic Indicators Overview</w:t>
       </w:r>
-      <w:bookmarkEnd w:id="26"/>
+      <w:bookmarkEnd w:id="30"/>
     </w:p>
     <w:p>
       <w:pPr>
@@ -6366,7 +7240,7 @@
           <w:lang w:eastAsia="en-GB"/>
         </w:rPr>
       </w:pPr>
-      <w:bookmarkStart w:id="27" w:name="_Toc226496080"/>
+      <w:bookmarkStart w:id="31" w:name="_Toc226852573"/>
       <w:r>
         <w:rPr>
           <w:rFonts w:ascii="Calibri" w:eastAsia="Times New Roman" w:hAnsi="Calibri" w:cs="Calibri"/>
@@ -6374,7 +7248,7 @@
         </w:rPr>
         <w:t>Conclusion</w:t>
       </w:r>
-      <w:bookmarkEnd w:id="27"/>
+      <w:bookmarkEnd w:id="31"/>
     </w:p>
     <w:p>
       <w:pPr>
@@ -6457,7 +7331,7 @@
           <w:lang w:eastAsia="en-GB"/>
         </w:rPr>
       </w:pPr>
-      <w:bookmarkStart w:id="28" w:name="_Toc226496081"/>
+      <w:bookmarkStart w:id="32" w:name="_Toc226852574"/>
       <w:r>
         <w:rPr>
           <w:lang w:eastAsia="en-GB"/>
@@ -6465,7 +7339,7 @@
         <w:lastRenderedPageBreak/>
         <w:t>Appendix</w:t>
       </w:r>
-      <w:bookmarkEnd w:id="28"/>
+      <w:bookmarkEnd w:id="32"/>
     </w:p>
     <w:p>
       <w:pPr>
@@ -6475,11 +7349,11 @@
           <w:numId w:val="27"/>
         </w:numPr>
       </w:pPr>
-      <w:bookmarkStart w:id="29" w:name="_Toc226496082"/>
+      <w:bookmarkStart w:id="33" w:name="_Toc226852575"/>
       <w:r>
         <w:t>Full Dashboard</w:t>
       </w:r>
-      <w:bookmarkEnd w:id="29"/>
+      <w:bookmarkEnd w:id="33"/>
     </w:p>
     <w:p>
       <w:pPr>
@@ -6493,6 +7367,7 @@
       <w:r>
         <w:rPr>
           <w:rFonts w:ascii="Calibri" w:hAnsi="Calibri" w:cs="Calibri"/>
+          <w:noProof/>
         </w:rPr>
         <w:drawing>
           <wp:inline distT="0" distB="0" distL="0" distR="0" wp14:anchorId="04AA36F4" wp14:editId="110AD17C">
@@ -6543,6 +7418,7 @@
       <w:r>
         <w:rPr>
           <w:rFonts w:ascii="Calibri" w:hAnsi="Calibri" w:cs="Calibri"/>
+          <w:noProof/>
           <w:lang w:eastAsia="en-GB"/>
         </w:rPr>
         <w:drawing>
@@ -6594,6 +7470,7 @@
       <w:r>
         <w:rPr>
           <w:rFonts w:ascii="Calibri" w:hAnsi="Calibri" w:cs="Calibri"/>
+          <w:noProof/>
           <w:lang w:eastAsia="en-GB"/>
         </w:rPr>
         <w:drawing>
@@ -6645,6 +7522,7 @@
       <w:r>
         <w:rPr>
           <w:rFonts w:ascii="Calibri" w:hAnsi="Calibri" w:cs="Calibri"/>
+          <w:noProof/>
           <w:lang w:eastAsia="en-GB"/>
         </w:rPr>
         <w:drawing>
@@ -6728,7 +7606,7 @@
           <w:lang w:eastAsia="en-GB"/>
         </w:rPr>
       </w:pPr>
-      <w:bookmarkStart w:id="30" w:name="_Toc226496083"/>
+      <w:bookmarkStart w:id="34" w:name="_Toc226852576"/>
       <w:r>
         <w:rPr>
           <w:rFonts w:ascii="Calibri" w:eastAsia="Times New Roman" w:hAnsi="Calibri" w:cs="Calibri"/>
@@ -6737,7 +7615,7 @@
         <w:lastRenderedPageBreak/>
         <w:t>References</w:t>
       </w:r>
-      <w:bookmarkEnd w:id="30"/>
+      <w:bookmarkEnd w:id="34"/>
     </w:p>
     <w:p>
       <w:pPr>
@@ -10533,6 +11411,7 @@
   <w:style w:type="character" w:default="1" w:styleId="DefaultParagraphFont">
     <w:name w:val="Default Paragraph Font"/>
     <w:uiPriority w:val="1"/>
+    <w:semiHidden/>
     <w:unhideWhenUsed/>
   </w:style>
   <w:style w:type="table" w:default="1" w:styleId="TableNormal">
